--- a/lessons/8-4/downloads/reveal/teacher/8.4-session-2-prerequisite-practice-b.docx
+++ b/lessons/8-4/downloads/reveal/teacher/8.4-session-2-prerequisite-practice-b.docx
@@ -15,10 +15,28 @@
         <w:rPr>
           <w:rFonts w:ascii="Avenir Next" w:hAnsi="Avenir Next" w:cs="Avenir Next" w:eastAsia="Avenir Next"/>
           <w:color w:val="1A1A1A"/>
+          <w:sz w:val="22"/>
+          <w:szCs w:val="20"/>
+        </w:rPr>
+        <w:t xml:space="preserve">Name</w:t>
+      </w:r>
+      <w:r>
+        <w:rPr>
+          <w:rFonts w:ascii="Avenir Next" w:hAnsi="Avenir Next" w:cs="Avenir Next" w:eastAsia="Avenir Next"/>
+          <w:color w:val="1A1A1A"/>
           <w:sz w:val="20"/>
           <w:szCs w:val="20"/>
         </w:rPr>
-        <w:t xml:space="preserve">Name</w:t>
+        <w:tab/>
+      </w:r>
+      <w:r>
+        <w:rPr>
+          <w:rFonts w:ascii="Avenir Next" w:hAnsi="Avenir Next" w:cs="Avenir Next" w:eastAsia="Avenir Next"/>
+          <w:color w:val="1A1A1A"/>
+          <w:sz w:val="22"/>
+          <w:szCs w:val="20"/>
+        </w:rPr>
+        <w:t xml:space="preserve">   Date</w:t>
       </w:r>
       <w:r>
         <w:rPr>
@@ -33,25 +51,7 @@
         <w:rPr>
           <w:rFonts w:ascii="Avenir Next" w:hAnsi="Avenir Next" w:cs="Avenir Next" w:eastAsia="Avenir Next"/>
           <w:color w:val="1A1A1A"/>
-          <w:sz w:val="20"/>
-          <w:szCs w:val="20"/>
-        </w:rPr>
-        <w:t xml:space="preserve">   Date</w:t>
-      </w:r>
-      <w:r>
-        <w:rPr>
-          <w:rFonts w:ascii="Avenir Next" w:hAnsi="Avenir Next" w:cs="Avenir Next" w:eastAsia="Avenir Next"/>
-          <w:color w:val="1A1A1A"/>
-          <w:sz w:val="20"/>
-          <w:szCs w:val="20"/>
-        </w:rPr>
-        <w:tab/>
-      </w:r>
-      <w:r>
-        <w:rPr>
-          <w:rFonts w:ascii="Avenir Next" w:hAnsi="Avenir Next" w:cs="Avenir Next" w:eastAsia="Avenir Next"/>
-          <w:color w:val="1A1A1A"/>
-          <w:sz w:val="20"/>
+          <w:sz w:val="22"/>
           <w:szCs w:val="20"/>
         </w:rPr>
         <w:t xml:space="preserve">   Period</w:t>
@@ -78,7 +78,7 @@
           <w:caps/>
           <w:color w:val="003A70"/>
           <w:spacing w:val="12"/>
-          <w:sz w:val="19"/>
+          <w:sz w:val="22"/>
           <w:szCs w:val="19"/>
         </w:rPr>
         <w:t xml:space="preserve">Lesson 8-4  ·  Session 2  ·  Prerequisite Practice B  ·  Skill 1 of 2</w:t>
@@ -86,6 +86,7 @@
     </w:p>
     <w:p>
       <w:pPr>
+        <w:pStyle w:val="Heading1"/>
         <w:keepNext/>
         <w:spacing w:before="0" w:after="10" w:line="240" w:lineRule="auto"/>
       </w:pPr>
@@ -111,7 +112,7 @@
         <w:rPr>
           <w:rFonts w:ascii="Avenir Next" w:hAnsi="Avenir Next" w:cs="Avenir Next" w:eastAsia="Avenir Next"/>
           <w:color w:val="5A5F66"/>
-          <w:sz w:val="17"/>
+          <w:sz w:val="22"/>
           <w:szCs w:val="17"/>
         </w:rPr>
         <w:t xml:space="preserve">Builds on Lesson 7-4 Session 1 · 6.NS.C.7a</w:t>
@@ -154,6 +155,7 @@
           </w:tcPr>
           <w:p>
             <w:pPr>
+              <w:pStyle w:val="Heading2"/>
               <w:spacing w:before="0" w:after="0" w:line="252" w:lineRule="auto"/>
             </w:pPr>
             <w:r>
@@ -183,7 +185,7 @@
               <w:rPr>
                 <w:rFonts w:ascii="Avenir Next" w:hAnsi="Avenir Next" w:cs="Avenir Next" w:eastAsia="Avenir Next"/>
                 <w:color w:val="1A1A1A"/>
-                <w:sz w:val="20"/>
+                <w:sz w:val="22"/>
                 <w:szCs w:val="20"/>
               </w:rPr>
               <w:t xml:space="preserve">A closed circle at −1 with an arrow left shows −1 and every number less than it.</w:t>
@@ -203,6 +205,7 @@
           </w:tcPr>
           <w:p>
             <w:pPr>
+              <w:pStyle w:val="Heading2"/>
               <w:spacing w:before="0" w:after="0" w:line="252" w:lineRule="auto"/>
             </w:pPr>
             <w:r>
@@ -232,7 +235,7 @@
               <w:rPr>
                 <w:rFonts w:ascii="Avenir Next" w:hAnsi="Avenir Next" w:cs="Avenir Next" w:eastAsia="Avenir Next"/>
                 <w:color w:val="1A1A1A"/>
-                <w:sz w:val="20"/>
+                <w:sz w:val="22"/>
                 <w:szCs w:val="20"/>
               </w:rPr>
               <w:t xml:space="preserve">Compare integers like −6 and −3: farther right is greater.  </w:t>
@@ -242,7 +245,7 @@
                 <w:rFonts w:ascii="Avenir Next" w:hAnsi="Avenir Next" w:cs="Avenir Next" w:eastAsia="Avenir Next"/>
                 <w:b/>
                 <w:color w:val="1A1A1A"/>
-                <w:sz w:val="20"/>
+                <w:sz w:val="22"/>
                 <w:szCs w:val="20"/>
               </w:rPr>
               <w:t xml:space="preserve">You will use it in Practice Form A, problem 1.</w:t>
@@ -253,6 +256,7 @@
     </w:tbl>
     <w:p>
       <w:pPr>
+        <w:pStyle w:val="Heading2"/>
         <w:keepNext/>
         <w:pBdr>
           <w:bottom w:val="single" w:sz="8" w:space="3" w:color="003A70"/>
@@ -268,7 +272,7 @@
           <w:b/>
           <w:color w:val="003A70"/>
           <w:spacing w:val="14"/>
-          <w:sz w:val="19"/>
+          <w:sz w:val="22"/>
           <w:szCs w:val="19"/>
         </w:rPr>
         <w:t xml:space="preserve">STEPS TO FOLLOW</w:t>
@@ -287,7 +291,7 @@
           <w:rFonts w:ascii="Avenir Next" w:hAnsi="Avenir Next" w:cs="Avenir Next" w:eastAsia="Avenir Next"/>
           <w:i/>
           <w:color w:val="5A5F66"/>
-          <w:sz w:val="17"/>
+          <w:sz w:val="22"/>
           <w:szCs w:val="17"/>
         </w:rPr>
         <w:t xml:space="preserve">use these same steps on every problem</w:t>
@@ -329,6 +333,7 @@
           </w:tcPr>
           <w:p>
             <w:pPr>
+              <w:pStyle w:val="Heading1"/>
               <w:spacing w:before="0" w:after="0" w:line="240" w:lineRule="auto"/>
               <w:jc w:val="center"/>
             </w:pPr>
@@ -358,7 +363,7 @@
                 <w:rFonts w:ascii="Avenir Next" w:hAnsi="Avenir Next" w:cs="Avenir Next" w:eastAsia="Avenir Next"/>
                 <w:b/>
                 <w:color w:val="1A1A1A"/>
-                <w:sz w:val="21"/>
+                <w:sz w:val="22"/>
                 <w:szCs w:val="21"/>
               </w:rPr>
               <w:t xml:space="preserve">Place</w:t>
@@ -367,7 +372,7 @@
               <w:rPr>
                 <w:rFonts w:ascii="Avenir Next" w:hAnsi="Avenir Next" w:cs="Avenir Next" w:eastAsia="Avenir Next"/>
                 <w:color w:val="1A1A1A"/>
-                <w:sz w:val="21"/>
+                <w:sz w:val="22"/>
                 <w:szCs w:val="21"/>
               </w:rPr>
               <w:t xml:space="preserve"> both numbers on a number line.</w:t>
@@ -386,6 +391,7 @@
           </w:tcPr>
           <w:p>
             <w:pPr>
+              <w:pStyle w:val="Heading1"/>
               <w:spacing w:before="0" w:after="0" w:line="240" w:lineRule="auto"/>
               <w:jc w:val="center"/>
             </w:pPr>
@@ -414,7 +420,7 @@
               <w:rPr>
                 <w:rFonts w:ascii="Avenir Next" w:hAnsi="Avenir Next" w:cs="Avenir Next" w:eastAsia="Avenir Next"/>
                 <w:color w:val="1A1A1A"/>
-                <w:sz w:val="21"/>
+                <w:sz w:val="22"/>
                 <w:szCs w:val="21"/>
               </w:rPr>
               <w:t xml:space="preserve">The number farther </w:t>
@@ -424,7 +430,7 @@
                 <w:rFonts w:ascii="Avenir Next" w:hAnsi="Avenir Next" w:cs="Avenir Next" w:eastAsia="Avenir Next"/>
                 <w:b/>
                 <w:color w:val="1A1A1A"/>
-                <w:sz w:val="21"/>
+                <w:sz w:val="22"/>
                 <w:szCs w:val="21"/>
               </w:rPr>
               <w:t xml:space="preserve">right</w:t>
@@ -433,7 +439,7 @@
               <w:rPr>
                 <w:rFonts w:ascii="Avenir Next" w:hAnsi="Avenir Next" w:cs="Avenir Next" w:eastAsia="Avenir Next"/>
                 <w:color w:val="1A1A1A"/>
-                <w:sz w:val="21"/>
+                <w:sz w:val="22"/>
                 <w:szCs w:val="21"/>
               </w:rPr>
               <w:t xml:space="preserve"> is greater.</w:t>
@@ -452,6 +458,7 @@
           </w:tcPr>
           <w:p>
             <w:pPr>
+              <w:pStyle w:val="Heading1"/>
               <w:spacing w:before="0" w:after="0" w:line="240" w:lineRule="auto"/>
               <w:jc w:val="center"/>
             </w:pPr>
@@ -481,7 +488,7 @@
                 <w:rFonts w:ascii="Avenir Next" w:hAnsi="Avenir Next" w:cs="Avenir Next" w:eastAsia="Avenir Next"/>
                 <w:b/>
                 <w:color w:val="1A1A1A"/>
-                <w:sz w:val="21"/>
+                <w:sz w:val="22"/>
                 <w:szCs w:val="21"/>
               </w:rPr>
               <w:t xml:space="preserve">Write</w:t>
@@ -490,7 +497,7 @@
               <w:rPr>
                 <w:rFonts w:ascii="Avenir Next" w:hAnsi="Avenir Next" w:cs="Avenir Next" w:eastAsia="Avenir Next"/>
                 <w:color w:val="1A1A1A"/>
-                <w:sz w:val="21"/>
+                <w:sz w:val="22"/>
                 <w:szCs w:val="21"/>
               </w:rPr>
               <w:t xml:space="preserve"> &lt;, &gt;, or = between them.</w:t>
@@ -501,6 +508,7 @@
     </w:tbl>
     <w:p>
       <w:pPr>
+        <w:pStyle w:val="Heading2"/>
         <w:keepNext/>
         <w:pBdr>
           <w:bottom w:val="single" w:sz="8" w:space="3" w:color="003A70"/>
@@ -516,7 +524,7 @@
           <w:b/>
           <w:color w:val="003A70"/>
           <w:spacing w:val="14"/>
-          <w:sz w:val="19"/>
+          <w:sz w:val="22"/>
           <w:szCs w:val="19"/>
         </w:rPr>
         <w:t xml:space="preserve">WATCH ME</w:t>
@@ -535,7 +543,7 @@
           <w:rFonts w:ascii="Avenir Next" w:hAnsi="Avenir Next" w:cs="Avenir Next" w:eastAsia="Avenir Next"/>
           <w:i/>
           <w:color w:val="5A5F66"/>
-          <w:sz w:val="17"/>
+          <w:sz w:val="22"/>
           <w:szCs w:val="17"/>
         </w:rPr>
         <w:t xml:space="preserve">the steps in action</w:t>
@@ -584,7 +592,7 @@
                 <w:rFonts w:ascii="Avenir Next" w:hAnsi="Avenir Next" w:cs="Avenir Next" w:eastAsia="Avenir Next"/>
                 <w:b/>
                 <w:color w:val="1A1A1A"/>
-                <w:sz w:val="21"/>
+                <w:sz w:val="22"/>
                 <w:szCs w:val="21"/>
               </w:rPr>
               <w:t xml:space="preserve">Compare −6 and −3.</w:t>
@@ -603,25 +611,25 @@
                 <w:rFonts w:ascii="Avenir Next" w:hAnsi="Avenir Next" w:cs="Avenir Next" w:eastAsia="Avenir Next"/>
                 <w:b/>
                 <w:color w:val="003A70"/>
+                <w:sz w:val="22"/>
+                <w:szCs w:val="19"/>
+              </w:rPr>
+              <w:t xml:space="preserve">Step 1</w:t>
+            </w:r>
+            <w:r>
+              <w:rPr>
+                <w:rFonts w:ascii="Avenir Next" w:hAnsi="Avenir Next" w:cs="Avenir Next" w:eastAsia="Avenir Next"/>
+                <w:color w:val="1A1A1A"/>
                 <w:sz w:val="19"/>
                 <w:szCs w:val="19"/>
               </w:rPr>
-              <w:t xml:space="preserve">Step 1</w:t>
-            </w:r>
-            <w:r>
-              <w:rPr>
-                <w:rFonts w:ascii="Avenir Next" w:hAnsi="Avenir Next" w:cs="Avenir Next" w:eastAsia="Avenir Next"/>
-                <w:color w:val="1A1A1A"/>
-                <w:sz w:val="19"/>
-                <w:szCs w:val="19"/>
-              </w:rPr>
               <w:tab/>
             </w:r>
             <w:r>
               <w:rPr>
                 <w:rFonts w:ascii="Avenir Next" w:hAnsi="Avenir Next" w:cs="Avenir Next" w:eastAsia="Avenir Next"/>
                 <w:color w:val="1A1A1A"/>
-                <w:sz w:val="21"/>
+                <w:sz w:val="22"/>
                 <w:szCs w:val="21"/>
               </w:rPr>
               <w:t xml:space="preserve">Place −6 and −3.</w:t>
@@ -640,25 +648,25 @@
                 <w:rFonts w:ascii="Avenir Next" w:hAnsi="Avenir Next" w:cs="Avenir Next" w:eastAsia="Avenir Next"/>
                 <w:b/>
                 <w:color w:val="003A70"/>
+                <w:sz w:val="22"/>
+                <w:szCs w:val="19"/>
+              </w:rPr>
+              <w:t xml:space="preserve">Step 2</w:t>
+            </w:r>
+            <w:r>
+              <w:rPr>
+                <w:rFonts w:ascii="Avenir Next" w:hAnsi="Avenir Next" w:cs="Avenir Next" w:eastAsia="Avenir Next"/>
+                <w:color w:val="1A1A1A"/>
                 <w:sz w:val="19"/>
                 <w:szCs w:val="19"/>
               </w:rPr>
-              <w:t xml:space="preserve">Step 2</w:t>
-            </w:r>
-            <w:r>
-              <w:rPr>
-                <w:rFonts w:ascii="Avenir Next" w:hAnsi="Avenir Next" w:cs="Avenir Next" w:eastAsia="Avenir Next"/>
-                <w:color w:val="1A1A1A"/>
-                <w:sz w:val="19"/>
-                <w:szCs w:val="19"/>
-              </w:rPr>
               <w:tab/>
             </w:r>
             <w:r>
               <w:rPr>
                 <w:rFonts w:ascii="Avenir Next" w:hAnsi="Avenir Next" w:cs="Avenir Next" w:eastAsia="Avenir Next"/>
                 <w:color w:val="1A1A1A"/>
-                <w:sz w:val="21"/>
+                <w:sz w:val="22"/>
                 <w:szCs w:val="21"/>
               </w:rPr>
               <w:t xml:space="preserve">−3 is farther right. −3 is greater.</w:t>
@@ -677,25 +685,25 @@
                 <w:rFonts w:ascii="Avenir Next" w:hAnsi="Avenir Next" w:cs="Avenir Next" w:eastAsia="Avenir Next"/>
                 <w:b/>
                 <w:color w:val="003A70"/>
+                <w:sz w:val="22"/>
+                <w:szCs w:val="19"/>
+              </w:rPr>
+              <w:t xml:space="preserve">Step 3</w:t>
+            </w:r>
+            <w:r>
+              <w:rPr>
+                <w:rFonts w:ascii="Avenir Next" w:hAnsi="Avenir Next" w:cs="Avenir Next" w:eastAsia="Avenir Next"/>
+                <w:color w:val="1A1A1A"/>
                 <w:sz w:val="19"/>
                 <w:szCs w:val="19"/>
               </w:rPr>
-              <w:t xml:space="preserve">Step 3</w:t>
-            </w:r>
-            <w:r>
-              <w:rPr>
-                <w:rFonts w:ascii="Avenir Next" w:hAnsi="Avenir Next" w:cs="Avenir Next" w:eastAsia="Avenir Next"/>
-                <w:color w:val="1A1A1A"/>
-                <w:sz w:val="19"/>
-                <w:szCs w:val="19"/>
-              </w:rPr>
               <w:tab/>
             </w:r>
             <w:r>
               <w:rPr>
                 <w:rFonts w:ascii="Avenir Next" w:hAnsi="Avenir Next" w:cs="Avenir Next" w:eastAsia="Avenir Next"/>
                 <w:color w:val="1A1A1A"/>
-                <w:sz w:val="21"/>
+                <w:sz w:val="22"/>
                 <w:szCs w:val="21"/>
               </w:rPr>
               <w:t xml:space="preserve">−6 &lt; −3.</w:t>
@@ -714,18 +722,18 @@
                 <w:rFonts w:ascii="Avenir Next" w:hAnsi="Avenir Next" w:cs="Avenir Next" w:eastAsia="Avenir Next"/>
                 <w:b/>
                 <w:color w:val="1A1A1A"/>
+                <w:sz w:val="22"/>
+                <w:szCs w:val="21"/>
+              </w:rPr>
+              <w:t xml:space="preserve">Answer</w:t>
+            </w:r>
+            <w:r>
+              <w:rPr>
+                <w:rFonts w:ascii="Avenir Next" w:hAnsi="Avenir Next" w:cs="Avenir Next" w:eastAsia="Avenir Next"/>
+                <w:color w:val="1A1A1A"/>
                 <w:sz w:val="21"/>
                 <w:szCs w:val="21"/>
               </w:rPr>
-              <w:t xml:space="preserve">Answer</w:t>
-            </w:r>
-            <w:r>
-              <w:rPr>
-                <w:rFonts w:ascii="Avenir Next" w:hAnsi="Avenir Next" w:cs="Avenir Next" w:eastAsia="Avenir Next"/>
-                <w:color w:val="1A1A1A"/>
-                <w:sz w:val="21"/>
-                <w:szCs w:val="21"/>
-              </w:rPr>
               <w:tab/>
             </w:r>
             <w:r>
@@ -733,7 +741,7 @@
                 <w:rFonts w:ascii="Avenir Next" w:hAnsi="Avenir Next" w:cs="Avenir Next" w:eastAsia="Avenir Next"/>
                 <w:b/>
                 <w:color w:val="1A1A1A"/>
-                <w:sz w:val="21"/>
+                <w:sz w:val="22"/>
                 <w:szCs w:val="21"/>
               </w:rPr>
               <w:t xml:space="preserve">−6 &lt; −3</w:t>
@@ -754,7 +762,7 @@
               <w:drawing>
                 <wp:inline distT="0" distB="0" distL="0" distR="0">
                   <wp:extent cx="2743200" cy="731520"/>
-                  <wp:docPr id="1" name="Figure 1"/>
+                  <wp:docPr id="1" name="Figure 1" descr="Number line from -8 to 2, ticks every 1. Points: x: -6; label: −6, x: -3; label: −3."/>
                   <a:graphic xmlns:a="http://schemas.openxmlformats.org/drawingml/2006/main">
                     <a:graphicData uri="http://schemas.openxmlformats.org/drawingml/2006/picture">
                       <pic:pic xmlns:pic="http://schemas.openxmlformats.org/drawingml/2006/picture">
@@ -794,6 +802,7 @@
     </w:p>
     <w:p>
       <w:pPr>
+        <w:pStyle w:val="Heading2"/>
         <w:keepNext/>
         <w:pBdr>
           <w:bottom w:val="single" w:sz="8" w:space="3" w:color="003A70"/>
@@ -809,7 +818,7 @@
           <w:b/>
           <w:color w:val="003A70"/>
           <w:spacing w:val="14"/>
-          <w:sz w:val="19"/>
+          <w:sz w:val="22"/>
           <w:szCs w:val="19"/>
         </w:rPr>
         <w:t xml:space="preserve">TRY IT WITH HELP</w:t>
@@ -828,7 +837,7 @@
           <w:rFonts w:ascii="Avenir Next" w:hAnsi="Avenir Next" w:cs="Avenir Next" w:eastAsia="Avenir Next"/>
           <w:i/>
           <w:color w:val="5A5F66"/>
-          <w:sz w:val="17"/>
+          <w:sz w:val="22"/>
           <w:szCs w:val="17"/>
         </w:rPr>
         <w:t xml:space="preserve">fill in each step</w:t>
@@ -886,25 +895,25 @@
           <w:rFonts w:ascii="Avenir Next" w:hAnsi="Avenir Next" w:cs="Avenir Next" w:eastAsia="Avenir Next"/>
           <w:b/>
           <w:color w:val="003A70"/>
+          <w:sz w:val="22"/>
+          <w:szCs w:val="18"/>
+        </w:rPr>
+        <w:t xml:space="preserve">Step 1</w:t>
+      </w:r>
+      <w:r>
+        <w:rPr>
+          <w:rFonts w:ascii="Avenir Next" w:hAnsi="Avenir Next" w:cs="Avenir Next" w:eastAsia="Avenir Next"/>
+          <w:color w:val="1A1A1A"/>
           <w:sz w:val="18"/>
           <w:szCs w:val="18"/>
         </w:rPr>
-        <w:t xml:space="preserve">Step 1</w:t>
-      </w:r>
-      <w:r>
-        <w:rPr>
-          <w:rFonts w:ascii="Avenir Next" w:hAnsi="Avenir Next" w:cs="Avenir Next" w:eastAsia="Avenir Next"/>
-          <w:color w:val="1A1A1A"/>
-          <w:sz w:val="18"/>
-          <w:szCs w:val="18"/>
-        </w:rPr>
         <w:tab/>
       </w:r>
       <w:r>
         <w:rPr>
           <w:rFonts w:ascii="Avenir Next" w:hAnsi="Avenir Next" w:cs="Avenir Next" w:eastAsia="Avenir Next"/>
           <w:color w:val="1A1A1A"/>
-          <w:sz w:val="21"/>
+          <w:sz w:val="22"/>
           <w:szCs w:val="21"/>
         </w:rPr>
         <w:t xml:space="preserve">Place </w:t>
@@ -923,7 +932,7 @@
         <w:rPr>
           <w:rFonts w:ascii="Avenir Next" w:hAnsi="Avenir Next" w:cs="Avenir Next" w:eastAsia="Avenir Next"/>
           <w:color w:val="1A1A1A"/>
-          <w:sz w:val="21"/>
+          <w:sz w:val="22"/>
           <w:szCs w:val="21"/>
         </w:rPr>
         <w:t xml:space="preserve"> and −5.</w:t>
@@ -943,7 +952,7 @@
           <w:rFonts w:ascii="Avenir Next" w:hAnsi="Avenir Next" w:cs="Avenir Next" w:eastAsia="Avenir Next"/>
           <w:b/>
           <w:color w:val="003A70"/>
-          <w:sz w:val="18"/>
+          <w:sz w:val="22"/>
           <w:szCs w:val="18"/>
         </w:rPr>
         <w:t xml:space="preserve">Step 2</w:t>
@@ -971,7 +980,7 @@
         <w:rPr>
           <w:rFonts w:ascii="Avenir Next" w:hAnsi="Avenir Next" w:cs="Avenir Next" w:eastAsia="Avenir Next"/>
           <w:color w:val="1A1A1A"/>
-          <w:sz w:val="21"/>
+          <w:sz w:val="22"/>
           <w:szCs w:val="21"/>
         </w:rPr>
         <w:t xml:space="preserve"> is farther right.</w:t>
@@ -991,25 +1000,25 @@
           <w:rFonts w:ascii="Avenir Next" w:hAnsi="Avenir Next" w:cs="Avenir Next" w:eastAsia="Avenir Next"/>
           <w:b/>
           <w:color w:val="003A70"/>
+          <w:sz w:val="22"/>
+          <w:szCs w:val="18"/>
+        </w:rPr>
+        <w:t xml:space="preserve">Step 3</w:t>
+      </w:r>
+      <w:r>
+        <w:rPr>
+          <w:rFonts w:ascii="Avenir Next" w:hAnsi="Avenir Next" w:cs="Avenir Next" w:eastAsia="Avenir Next"/>
+          <w:color w:val="1A1A1A"/>
           <w:sz w:val="18"/>
           <w:szCs w:val="18"/>
         </w:rPr>
-        <w:t xml:space="preserve">Step 3</w:t>
-      </w:r>
-      <w:r>
-        <w:rPr>
-          <w:rFonts w:ascii="Avenir Next" w:hAnsi="Avenir Next" w:cs="Avenir Next" w:eastAsia="Avenir Next"/>
-          <w:color w:val="1A1A1A"/>
-          <w:sz w:val="18"/>
-          <w:szCs w:val="18"/>
-        </w:rPr>
         <w:tab/>
       </w:r>
       <w:r>
         <w:rPr>
           <w:rFonts w:ascii="Avenir Next" w:hAnsi="Avenir Next" w:cs="Avenir Next" w:eastAsia="Avenir Next"/>
           <w:color w:val="1A1A1A"/>
-          <w:sz w:val="21"/>
+          <w:sz w:val="22"/>
           <w:szCs w:val="21"/>
         </w:rPr>
         <w:t xml:space="preserve">−1 </w:t>
@@ -1028,7 +1037,7 @@
         <w:rPr>
           <w:rFonts w:ascii="Avenir Next" w:hAnsi="Avenir Next" w:cs="Avenir Next" w:eastAsia="Avenir Next"/>
           <w:color w:val="1A1A1A"/>
-          <w:sz w:val="21"/>
+          <w:sz w:val="22"/>
           <w:szCs w:val="21"/>
         </w:rPr>
         <w:t xml:space="preserve"> −5.</w:t>
@@ -1091,25 +1100,25 @@
           <w:rFonts w:ascii="Avenir Next" w:hAnsi="Avenir Next" w:cs="Avenir Next" w:eastAsia="Avenir Next"/>
           <w:b/>
           <w:color w:val="003A70"/>
+          <w:sz w:val="22"/>
+          <w:szCs w:val="18"/>
+        </w:rPr>
+        <w:t xml:space="preserve">Step 1</w:t>
+      </w:r>
+      <w:r>
+        <w:rPr>
+          <w:rFonts w:ascii="Avenir Next" w:hAnsi="Avenir Next" w:cs="Avenir Next" w:eastAsia="Avenir Next"/>
+          <w:color w:val="1A1A1A"/>
           <w:sz w:val="18"/>
           <w:szCs w:val="18"/>
         </w:rPr>
-        <w:t xml:space="preserve">Step 1</w:t>
-      </w:r>
-      <w:r>
-        <w:rPr>
-          <w:rFonts w:ascii="Avenir Next" w:hAnsi="Avenir Next" w:cs="Avenir Next" w:eastAsia="Avenir Next"/>
-          <w:color w:val="1A1A1A"/>
-          <w:sz w:val="18"/>
-          <w:szCs w:val="18"/>
-        </w:rPr>
         <w:tab/>
       </w:r>
       <w:r>
         <w:rPr>
           <w:rFonts w:ascii="Avenir Next" w:hAnsi="Avenir Next" w:cs="Avenir Next" w:eastAsia="Avenir Next"/>
           <w:color w:val="1A1A1A"/>
-          <w:sz w:val="21"/>
+          <w:sz w:val="22"/>
           <w:szCs w:val="21"/>
         </w:rPr>
         <w:t xml:space="preserve">Place 0 and </w:t>
@@ -1128,7 +1137,7 @@
         <w:rPr>
           <w:rFonts w:ascii="Avenir Next" w:hAnsi="Avenir Next" w:cs="Avenir Next" w:eastAsia="Avenir Next"/>
           <w:color w:val="1A1A1A"/>
-          <w:sz w:val="21"/>
+          <w:sz w:val="22"/>
           <w:szCs w:val="21"/>
         </w:rPr>
         <w:t xml:space="preserve">.</w:t>
@@ -1148,7 +1157,7 @@
           <w:rFonts w:ascii="Avenir Next" w:hAnsi="Avenir Next" w:cs="Avenir Next" w:eastAsia="Avenir Next"/>
           <w:b/>
           <w:color w:val="003A70"/>
-          <w:sz w:val="18"/>
+          <w:sz w:val="22"/>
           <w:szCs w:val="18"/>
         </w:rPr>
         <w:t xml:space="preserve">Step 2</w:t>
@@ -1176,7 +1185,7 @@
         <w:rPr>
           <w:rFonts w:ascii="Avenir Next" w:hAnsi="Avenir Next" w:cs="Avenir Next" w:eastAsia="Avenir Next"/>
           <w:color w:val="1A1A1A"/>
-          <w:sz w:val="21"/>
+          <w:sz w:val="22"/>
           <w:szCs w:val="21"/>
         </w:rPr>
         <w:t xml:space="preserve"> is farther right.</w:t>
@@ -1196,25 +1205,25 @@
           <w:rFonts w:ascii="Avenir Next" w:hAnsi="Avenir Next" w:cs="Avenir Next" w:eastAsia="Avenir Next"/>
           <w:b/>
           <w:color w:val="003A70"/>
+          <w:sz w:val="22"/>
+          <w:szCs w:val="18"/>
+        </w:rPr>
+        <w:t xml:space="preserve">Step 3</w:t>
+      </w:r>
+      <w:r>
+        <w:rPr>
+          <w:rFonts w:ascii="Avenir Next" w:hAnsi="Avenir Next" w:cs="Avenir Next" w:eastAsia="Avenir Next"/>
+          <w:color w:val="1A1A1A"/>
           <w:sz w:val="18"/>
           <w:szCs w:val="18"/>
         </w:rPr>
-        <w:t xml:space="preserve">Step 3</w:t>
-      </w:r>
-      <w:r>
-        <w:rPr>
-          <w:rFonts w:ascii="Avenir Next" w:hAnsi="Avenir Next" w:cs="Avenir Next" w:eastAsia="Avenir Next"/>
-          <w:color w:val="1A1A1A"/>
-          <w:sz w:val="18"/>
-          <w:szCs w:val="18"/>
-        </w:rPr>
         <w:tab/>
       </w:r>
       <w:r>
         <w:rPr>
           <w:rFonts w:ascii="Avenir Next" w:hAnsi="Avenir Next" w:cs="Avenir Next" w:eastAsia="Avenir Next"/>
           <w:color w:val="1A1A1A"/>
-          <w:sz w:val="21"/>
+          <w:sz w:val="22"/>
           <w:szCs w:val="21"/>
         </w:rPr>
         <w:t xml:space="preserve">0 </w:t>
@@ -1233,7 +1242,7 @@
         <w:rPr>
           <w:rFonts w:ascii="Avenir Next" w:hAnsi="Avenir Next" w:cs="Avenir Next" w:eastAsia="Avenir Next"/>
           <w:color w:val="1A1A1A"/>
-          <w:sz w:val="21"/>
+          <w:sz w:val="22"/>
           <w:szCs w:val="21"/>
         </w:rPr>
         <w:t xml:space="preserve"> −3.</w:t>
@@ -1246,6 +1255,7 @@
     </w:p>
     <w:p>
       <w:pPr>
+        <w:pStyle w:val="Heading2"/>
         <w:keepNext/>
         <w:pBdr>
           <w:bottom w:val="single" w:sz="8" w:space="3" w:color="003A70"/>
@@ -1261,7 +1271,7 @@
           <w:b/>
           <w:color w:val="003A70"/>
           <w:spacing w:val="14"/>
-          <w:sz w:val="19"/>
+          <w:sz w:val="22"/>
           <w:szCs w:val="19"/>
         </w:rPr>
         <w:t xml:space="preserve">YOUR TURN</w:t>
@@ -1280,7 +1290,7 @@
           <w:rFonts w:ascii="Avenir Next" w:hAnsi="Avenir Next" w:cs="Avenir Next" w:eastAsia="Avenir Next"/>
           <w:i/>
           <w:color w:val="5A5F66"/>
-          <w:sz w:val="17"/>
+          <w:sz w:val="22"/>
           <w:szCs w:val="17"/>
         </w:rPr>
         <w:t xml:space="preserve">use the steps on your own</w:t>
@@ -1470,7 +1480,7 @@
                       <w:szCs w:val="22"/>
                       <w:u w:val="single"/>
                     </w:rPr>
-                    <w:t xml:space="preserve">    </w:t>
+                    <w:t xml:space="preserve">        </w:t>
                   </w:r>
                 </w:p>
               </w:tc>
@@ -1550,7 +1560,7 @@
                       <w:szCs w:val="22"/>
                       <w:u w:val="single"/>
                     </w:rPr>
-                    <w:t xml:space="preserve">    </w:t>
+                    <w:t xml:space="preserve">        </w:t>
                   </w:r>
                 </w:p>
               </w:tc>
@@ -1630,7 +1640,7 @@
                       <w:szCs w:val="22"/>
                       <w:u w:val="single"/>
                     </w:rPr>
-                    <w:t xml:space="preserve">    </w:t>
+                    <w:t xml:space="preserve">        </w:t>
                   </w:r>
                 </w:p>
               </w:tc>
@@ -1716,7 +1726,7 @@
                       <w:szCs w:val="22"/>
                       <w:u w:val="single"/>
                     </w:rPr>
-                    <w:t xml:space="preserve">    </w:t>
+                    <w:t xml:space="preserve">        </w:t>
                   </w:r>
                 </w:p>
               </w:tc>
@@ -1796,7 +1806,7 @@
                       <w:szCs w:val="22"/>
                       <w:u w:val="single"/>
                     </w:rPr>
-                    <w:t xml:space="preserve">    </w:t>
+                    <w:t xml:space="preserve">        </w:t>
                   </w:r>
                 </w:p>
               </w:tc>
@@ -1876,7 +1886,7 @@
                       <w:szCs w:val="22"/>
                       <w:u w:val="single"/>
                     </w:rPr>
-                    <w:t xml:space="preserve">    </w:t>
+                    <w:t xml:space="preserve">        </w:t>
                   </w:r>
                 </w:p>
               </w:tc>
@@ -1899,7 +1909,7 @@
       <w:pPr>
         <w:pageBreakBefore/>
         <w:keepNext/>
-        <w:spacing w:before="0" w:after="12" w:line="264" w:lineRule="auto"/>
+        <w:spacing w:before="0" w:after="12" w:line="252" w:lineRule="auto"/>
       </w:pPr>
       <w:r>
         <w:rPr>
@@ -1908,7 +1918,7 @@
           <w:caps/>
           <w:color w:val="003A70"/>
           <w:spacing w:val="12"/>
-          <w:sz w:val="19"/>
+          <w:sz w:val="22"/>
           <w:szCs w:val="19"/>
         </w:rPr>
         <w:t xml:space="preserve">Lesson 8-4  ·  Session 2  ·  Prerequisite Practice B  ·  Skill 2 of 2</w:t>
@@ -1916,6 +1926,7 @@
     </w:p>
     <w:p>
       <w:pPr>
+        <w:pStyle w:val="Heading1"/>
         <w:keepNext/>
         <w:spacing w:before="0" w:after="10" w:line="240" w:lineRule="auto"/>
       </w:pPr>
@@ -1935,13 +1946,13 @@
         <w:pBdr>
           <w:bottom w:val="single" w:sz="4" w:space="5" w:color="C9CDD2"/>
         </w:pBdr>
-        <w:spacing w:before="0" w:after="60" w:line="264" w:lineRule="auto"/>
+        <w:spacing w:before="0" w:after="60" w:line="252" w:lineRule="auto"/>
       </w:pPr>
       <w:r>
         <w:rPr>
           <w:rFonts w:ascii="Avenir Next" w:hAnsi="Avenir Next" w:cs="Avenir Next" w:eastAsia="Avenir Next"/>
           <w:color w:val="5A5F66"/>
-          <w:sz w:val="17"/>
+          <w:sz w:val="22"/>
           <w:szCs w:val="17"/>
         </w:rPr>
         <w:t xml:space="preserve">Builds on Lesson 8-4 Session 1 · 6.EE.B.8</w:t>
@@ -1984,7 +1995,8 @@
           </w:tcPr>
           <w:p>
             <w:pPr>
-              <w:spacing w:before="0" w:after="0" w:line="252" w:lineRule="auto"/>
+              <w:pStyle w:val="Heading2"/>
+              <w:spacing w:before="0" w:after="0" w:line="246" w:lineRule="auto"/>
             </w:pPr>
             <w:r>
               <w:rPr>
@@ -2007,13 +2019,13 @@
           </w:tcPr>
           <w:p>
             <w:pPr>
-              <w:spacing w:before="0" w:after="0" w:line="264" w:lineRule="auto"/>
+              <w:spacing w:before="0" w:after="0" w:line="252" w:lineRule="auto"/>
             </w:pPr>
             <w:r>
               <w:rPr>
                 <w:rFonts w:ascii="Avenir Next" w:hAnsi="Avenir Next" w:cs="Avenir Next" w:eastAsia="Avenir Next"/>
                 <w:color w:val="1A1A1A"/>
-                <w:sz w:val="20"/>
+                <w:sz w:val="22"/>
                 <w:szCs w:val="20"/>
               </w:rPr>
               <w:t xml:space="preserve">A room may hold at most 120 people. You write </w:t>
@@ -2023,7 +2035,7 @@
                 <w:rFonts w:ascii="Avenir Next" w:hAnsi="Avenir Next" w:cs="Avenir Next" w:eastAsia="Avenir Next"/>
                 <w:i/>
                 <w:color w:val="1A1A1A"/>
-                <w:sz w:val="20"/>
+                <w:sz w:val="22"/>
                 <w:szCs w:val="20"/>
               </w:rPr>
               <w:t xml:space="preserve">n</w:t>
@@ -2032,7 +2044,7 @@
               <w:rPr>
                 <w:rFonts w:ascii="Avenir Next" w:hAnsi="Avenir Next" w:cs="Avenir Next" w:eastAsia="Avenir Next"/>
                 <w:color w:val="1A1A1A"/>
-                <w:sz w:val="20"/>
+                <w:sz w:val="22"/>
                 <w:szCs w:val="20"/>
               </w:rPr>
               <w:t xml:space="preserve"> ≤ 120 before you graph it.</w:t>
@@ -2052,7 +2064,8 @@
           </w:tcPr>
           <w:p>
             <w:pPr>
-              <w:spacing w:before="0" w:after="0" w:line="252" w:lineRule="auto"/>
+              <w:pStyle w:val="Heading2"/>
+              <w:spacing w:before="0" w:after="0" w:line="246" w:lineRule="auto"/>
             </w:pPr>
             <w:r>
               <w:rPr>
@@ -2075,13 +2088,13 @@
           </w:tcPr>
           <w:p>
             <w:pPr>
-              <w:spacing w:before="0" w:after="0" w:line="264" w:lineRule="auto"/>
+              <w:spacing w:before="0" w:after="0" w:line="252" w:lineRule="auto"/>
             </w:pPr>
             <w:r>
               <w:rPr>
                 <w:rFonts w:ascii="Avenir Next" w:hAnsi="Avenir Next" w:cs="Avenir Next" w:eastAsia="Avenir Next"/>
                 <w:color w:val="1A1A1A"/>
-                <w:sz w:val="20"/>
+                <w:sz w:val="22"/>
                 <w:szCs w:val="20"/>
               </w:rPr>
               <w:t xml:space="preserve">Turn a limit phrase into an inequality, like at least 54 is ≥ 54.  </w:t>
@@ -2091,7 +2104,7 @@
                 <w:rFonts w:ascii="Avenir Next" w:hAnsi="Avenir Next" w:cs="Avenir Next" w:eastAsia="Avenir Next"/>
                 <w:b/>
                 <w:color w:val="1A1A1A"/>
-                <w:sz w:val="20"/>
+                <w:sz w:val="22"/>
                 <w:szCs w:val="20"/>
               </w:rPr>
               <w:t xml:space="preserve">You will use it in Practice Form A, problems 2, 4 and 5.</w:t>
@@ -2102,6 +2115,7 @@
     </w:tbl>
     <w:p>
       <w:pPr>
+        <w:pStyle w:val="Heading2"/>
         <w:keepNext/>
         <w:pBdr>
           <w:bottom w:val="single" w:sz="8" w:space="3" w:color="003A70"/>
@@ -2117,7 +2131,7 @@
           <w:b/>
           <w:color w:val="003A70"/>
           <w:spacing w:val="14"/>
-          <w:sz w:val="19"/>
+          <w:sz w:val="22"/>
           <w:szCs w:val="19"/>
         </w:rPr>
         <w:t xml:space="preserve">STEPS TO FOLLOW</w:t>
@@ -2136,7 +2150,7 @@
           <w:rFonts w:ascii="Avenir Next" w:hAnsi="Avenir Next" w:cs="Avenir Next" w:eastAsia="Avenir Next"/>
           <w:i/>
           <w:color w:val="5A5F66"/>
-          <w:sz w:val="17"/>
+          <w:sz w:val="22"/>
           <w:szCs w:val="17"/>
         </w:rPr>
         <w:t xml:space="preserve">use these same steps on every problem</w:t>
@@ -2178,6 +2192,7 @@
           </w:tcPr>
           <w:p>
             <w:pPr>
+              <w:pStyle w:val="Heading1"/>
               <w:spacing w:before="0" w:after="0" w:line="240" w:lineRule="auto"/>
               <w:jc w:val="center"/>
             </w:pPr>
@@ -2200,14 +2215,14 @@
           </w:tcPr>
           <w:p>
             <w:pPr>
-              <w:spacing w:before="0" w:after="0" w:line="264" w:lineRule="auto"/>
+              <w:spacing w:before="0" w:after="0" w:line="252" w:lineRule="auto"/>
             </w:pPr>
             <w:r>
               <w:rPr>
                 <w:rFonts w:ascii="Avenir Next" w:hAnsi="Avenir Next" w:cs="Avenir Next" w:eastAsia="Avenir Next"/>
                 <w:b/>
                 <w:color w:val="1A1A1A"/>
-                <w:sz w:val="21"/>
+                <w:sz w:val="22"/>
                 <w:szCs w:val="21"/>
               </w:rPr>
               <w:t xml:space="preserve">Find</w:t>
@@ -2216,7 +2231,7 @@
               <w:rPr>
                 <w:rFonts w:ascii="Avenir Next" w:hAnsi="Avenir Next" w:cs="Avenir Next" w:eastAsia="Avenir Next"/>
                 <w:color w:val="1A1A1A"/>
-                <w:sz w:val="21"/>
+                <w:sz w:val="22"/>
                 <w:szCs w:val="21"/>
               </w:rPr>
               <w:t xml:space="preserve"> the limit number and the phrase.</w:t>
@@ -2235,6 +2250,7 @@
           </w:tcPr>
           <w:p>
             <w:pPr>
+              <w:pStyle w:val="Heading1"/>
               <w:spacing w:before="0" w:after="0" w:line="240" w:lineRule="auto"/>
               <w:jc w:val="center"/>
             </w:pPr>
@@ -2257,14 +2273,14 @@
           </w:tcPr>
           <w:p>
             <w:pPr>
-              <w:spacing w:before="0" w:after="0" w:line="264" w:lineRule="auto"/>
+              <w:spacing w:before="0" w:after="0" w:line="252" w:lineRule="auto"/>
             </w:pPr>
             <w:r>
               <w:rPr>
                 <w:rFonts w:ascii="Avenir Next" w:hAnsi="Avenir Next" w:cs="Avenir Next" w:eastAsia="Avenir Next"/>
                 <w:b/>
                 <w:color w:val="1A1A1A"/>
-                <w:sz w:val="21"/>
+                <w:sz w:val="22"/>
                 <w:szCs w:val="21"/>
               </w:rPr>
               <w:t xml:space="preserve">Pick</w:t>
@@ -2273,7 +2289,7 @@
               <w:rPr>
                 <w:rFonts w:ascii="Avenir Next" w:hAnsi="Avenir Next" w:cs="Avenir Next" w:eastAsia="Avenir Next"/>
                 <w:color w:val="1A1A1A"/>
-                <w:sz w:val="21"/>
+                <w:sz w:val="22"/>
                 <w:szCs w:val="21"/>
               </w:rPr>
               <w:t xml:space="preserve">: more &gt;, less &lt;, at least ≥, at most ≤.</w:t>
@@ -2292,6 +2308,7 @@
           </w:tcPr>
           <w:p>
             <w:pPr>
+              <w:pStyle w:val="Heading1"/>
               <w:spacing w:before="0" w:after="0" w:line="240" w:lineRule="auto"/>
               <w:jc w:val="center"/>
             </w:pPr>
@@ -2314,14 +2331,14 @@
           </w:tcPr>
           <w:p>
             <w:pPr>
-              <w:spacing w:before="0" w:after="0" w:line="264" w:lineRule="auto"/>
+              <w:spacing w:before="0" w:after="0" w:line="252" w:lineRule="auto"/>
             </w:pPr>
             <w:r>
               <w:rPr>
                 <w:rFonts w:ascii="Avenir Next" w:hAnsi="Avenir Next" w:cs="Avenir Next" w:eastAsia="Avenir Next"/>
                 <w:b/>
                 <w:color w:val="1A1A1A"/>
-                <w:sz w:val="21"/>
+                <w:sz w:val="22"/>
                 <w:szCs w:val="21"/>
               </w:rPr>
               <w:t xml:space="preserve">Write</w:t>
@@ -2330,7 +2347,7 @@
               <w:rPr>
                 <w:rFonts w:ascii="Avenir Next" w:hAnsi="Avenir Next" w:cs="Avenir Next" w:eastAsia="Avenir Next"/>
                 <w:color w:val="1A1A1A"/>
-                <w:sz w:val="21"/>
+                <w:sz w:val="22"/>
                 <w:szCs w:val="21"/>
               </w:rPr>
               <w:t xml:space="preserve"> the letter, the symbol, then the number.</w:t>
@@ -2341,6 +2358,7 @@
     </w:tbl>
     <w:p>
       <w:pPr>
+        <w:pStyle w:val="Heading2"/>
         <w:keepNext/>
         <w:pBdr>
           <w:bottom w:val="single" w:sz="8" w:space="3" w:color="003A70"/>
@@ -2356,7 +2374,7 @@
           <w:b/>
           <w:color w:val="003A70"/>
           <w:spacing w:val="14"/>
-          <w:sz w:val="19"/>
+          <w:sz w:val="22"/>
           <w:szCs w:val="19"/>
         </w:rPr>
         <w:t xml:space="preserve">WATCH ME</w:t>
@@ -2375,7 +2393,7 @@
           <w:rFonts w:ascii="Avenir Next" w:hAnsi="Avenir Next" w:cs="Avenir Next" w:eastAsia="Avenir Next"/>
           <w:i/>
           <w:color w:val="5A5F66"/>
-          <w:sz w:val="17"/>
+          <w:sz w:val="22"/>
           <w:szCs w:val="17"/>
         </w:rPr>
         <w:t xml:space="preserve">the steps in action</w:t>
@@ -2383,14 +2401,14 @@
     </w:p>
     <w:p>
       <w:pPr>
-        <w:spacing w:before="0" w:after="40" w:line="264" w:lineRule="auto"/>
+        <w:spacing w:before="0" w:after="40" w:line="252" w:lineRule="auto"/>
       </w:pPr>
       <w:r>
         <w:rPr>
           <w:rFonts w:ascii="Avenir Next" w:hAnsi="Avenir Next" w:cs="Avenir Next" w:eastAsia="Avenir Next"/>
           <w:b/>
           <w:color w:val="1A1A1A"/>
-          <w:sz w:val="21"/>
+          <w:sz w:val="22"/>
           <w:szCs w:val="21"/>
         </w:rPr>
         <w:t xml:space="preserve">A rider must be at least 54 inches tall. Write an inequality for </w:t>
@@ -2401,7 +2419,7 @@
           <w:b/>
           <w:i/>
           <w:color w:val="1A1A1A"/>
-          <w:sz w:val="21"/>
+          <w:sz w:val="22"/>
           <w:szCs w:val="21"/>
         </w:rPr>
         <w:t xml:space="preserve">h</w:t>
@@ -2411,7 +2429,7 @@
           <w:rFonts w:ascii="Avenir Next" w:hAnsi="Avenir Next" w:cs="Avenir Next" w:eastAsia="Avenir Next"/>
           <w:b/>
           <w:color w:val="1A1A1A"/>
-          <w:sz w:val="21"/>
+          <w:sz w:val="22"/>
           <w:szCs w:val="21"/>
         </w:rPr>
         <w:t xml:space="preserve">.</w:t>
@@ -2422,7 +2440,7 @@
         <w:tabs>
           <w:tab w:val="left" w:pos="950"/>
         </w:tabs>
-        <w:spacing w:before="0" w:after="24" w:line="256" w:lineRule="auto"/>
+        <w:spacing w:before="0" w:after="24" w:line="248" w:lineRule="auto"/>
         <w:ind w:left="950" w:hanging="950"/>
       </w:pPr>
       <w:r>
@@ -2430,25 +2448,25 @@
           <w:rFonts w:ascii="Avenir Next" w:hAnsi="Avenir Next" w:cs="Avenir Next" w:eastAsia="Avenir Next"/>
           <w:b/>
           <w:color w:val="003A70"/>
+          <w:sz w:val="22"/>
+          <w:szCs w:val="19"/>
+        </w:rPr>
+        <w:t xml:space="preserve">Step 1</w:t>
+      </w:r>
+      <w:r>
+        <w:rPr>
+          <w:rFonts w:ascii="Avenir Next" w:hAnsi="Avenir Next" w:cs="Avenir Next" w:eastAsia="Avenir Next"/>
+          <w:color w:val="1A1A1A"/>
           <w:sz w:val="19"/>
           <w:szCs w:val="19"/>
         </w:rPr>
-        <w:t xml:space="preserve">Step 1</w:t>
-      </w:r>
-      <w:r>
-        <w:rPr>
-          <w:rFonts w:ascii="Avenir Next" w:hAnsi="Avenir Next" w:cs="Avenir Next" w:eastAsia="Avenir Next"/>
-          <w:color w:val="1A1A1A"/>
-          <w:sz w:val="19"/>
-          <w:szCs w:val="19"/>
-        </w:rPr>
         <w:tab/>
       </w:r>
       <w:r>
         <w:rPr>
           <w:rFonts w:ascii="Avenir Next" w:hAnsi="Avenir Next" w:cs="Avenir Next" w:eastAsia="Avenir Next"/>
           <w:color w:val="1A1A1A"/>
-          <w:sz w:val="21"/>
+          <w:sz w:val="22"/>
           <w:szCs w:val="21"/>
         </w:rPr>
         <w:t xml:space="preserve">Limit 54. Phrase “at least.”</w:t>
@@ -2459,7 +2477,7 @@
         <w:tabs>
           <w:tab w:val="left" w:pos="950"/>
         </w:tabs>
-        <w:spacing w:before="0" w:after="24" w:line="256" w:lineRule="auto"/>
+        <w:spacing w:before="0" w:after="24" w:line="248" w:lineRule="auto"/>
         <w:ind w:left="950" w:hanging="950"/>
       </w:pPr>
       <w:r>
@@ -2467,25 +2485,25 @@
           <w:rFonts w:ascii="Avenir Next" w:hAnsi="Avenir Next" w:cs="Avenir Next" w:eastAsia="Avenir Next"/>
           <w:b/>
           <w:color w:val="003A70"/>
+          <w:sz w:val="22"/>
+          <w:szCs w:val="19"/>
+        </w:rPr>
+        <w:t xml:space="preserve">Step 2</w:t>
+      </w:r>
+      <w:r>
+        <w:rPr>
+          <w:rFonts w:ascii="Avenir Next" w:hAnsi="Avenir Next" w:cs="Avenir Next" w:eastAsia="Avenir Next"/>
+          <w:color w:val="1A1A1A"/>
           <w:sz w:val="19"/>
           <w:szCs w:val="19"/>
         </w:rPr>
-        <w:t xml:space="preserve">Step 2</w:t>
-      </w:r>
-      <w:r>
-        <w:rPr>
-          <w:rFonts w:ascii="Avenir Next" w:hAnsi="Avenir Next" w:cs="Avenir Next" w:eastAsia="Avenir Next"/>
-          <w:color w:val="1A1A1A"/>
-          <w:sz w:val="19"/>
-          <w:szCs w:val="19"/>
-        </w:rPr>
         <w:tab/>
       </w:r>
       <w:r>
         <w:rPr>
           <w:rFonts w:ascii="Avenir Next" w:hAnsi="Avenir Next" w:cs="Avenir Next" w:eastAsia="Avenir Next"/>
           <w:color w:val="1A1A1A"/>
-          <w:sz w:val="21"/>
+          <w:sz w:val="22"/>
           <w:szCs w:val="21"/>
         </w:rPr>
         <w:t xml:space="preserve">At least means ≥.</w:t>
@@ -2496,7 +2514,7 @@
         <w:tabs>
           <w:tab w:val="left" w:pos="950"/>
         </w:tabs>
-        <w:spacing w:before="0" w:after="24" w:line="256" w:lineRule="auto"/>
+        <w:spacing w:before="0" w:after="24" w:line="248" w:lineRule="auto"/>
         <w:ind w:left="950" w:hanging="950"/>
       </w:pPr>
       <w:r>
@@ -2504,18 +2522,18 @@
           <w:rFonts w:ascii="Avenir Next" w:hAnsi="Avenir Next" w:cs="Avenir Next" w:eastAsia="Avenir Next"/>
           <w:b/>
           <w:color w:val="003A70"/>
+          <w:sz w:val="22"/>
+          <w:szCs w:val="19"/>
+        </w:rPr>
+        <w:t xml:space="preserve">Step 3</w:t>
+      </w:r>
+      <w:r>
+        <w:rPr>
+          <w:rFonts w:ascii="Avenir Next" w:hAnsi="Avenir Next" w:cs="Avenir Next" w:eastAsia="Avenir Next"/>
+          <w:color w:val="1A1A1A"/>
           <w:sz w:val="19"/>
           <w:szCs w:val="19"/>
         </w:rPr>
-        <w:t xml:space="preserve">Step 3</w:t>
-      </w:r>
-      <w:r>
-        <w:rPr>
-          <w:rFonts w:ascii="Avenir Next" w:hAnsi="Avenir Next" w:cs="Avenir Next" w:eastAsia="Avenir Next"/>
-          <w:color w:val="1A1A1A"/>
-          <w:sz w:val="19"/>
-          <w:szCs w:val="19"/>
-        </w:rPr>
         <w:tab/>
       </w:r>
       <w:r>
@@ -2523,7 +2541,7 @@
           <w:rFonts w:ascii="Avenir Next" w:hAnsi="Avenir Next" w:cs="Avenir Next" w:eastAsia="Avenir Next"/>
           <w:i/>
           <w:color w:val="1A1A1A"/>
-          <w:sz w:val="21"/>
+          <w:sz w:val="22"/>
           <w:szCs w:val="21"/>
         </w:rPr>
         <w:t xml:space="preserve">h</w:t>
@@ -2532,7 +2550,7 @@
         <w:rPr>
           <w:rFonts w:ascii="Avenir Next" w:hAnsi="Avenir Next" w:cs="Avenir Next" w:eastAsia="Avenir Next"/>
           <w:color w:val="1A1A1A"/>
-          <w:sz w:val="21"/>
+          <w:sz w:val="22"/>
           <w:szCs w:val="21"/>
         </w:rPr>
         <w:t xml:space="preserve"> ≥ 54.</w:t>
@@ -2543,26 +2561,26 @@
         <w:tabs>
           <w:tab w:val="left" w:pos="950"/>
         </w:tabs>
-        <w:spacing w:before="20" w:after="0" w:line="256" w:lineRule="auto"/>
+        <w:spacing w:before="20" w:after="0" w:line="248" w:lineRule="auto"/>
         <w:ind w:left="950" w:hanging="950"/>
       </w:pPr>
       <w:r>
         <w:rPr>
           <w:rFonts w:ascii="Avenir Next" w:hAnsi="Avenir Next" w:cs="Avenir Next" w:eastAsia="Avenir Next"/>
           <w:b/>
+          <w:color w:val="1A1A1A"/>
+          <w:sz w:val="22"/>
+          <w:szCs w:val="21"/>
+        </w:rPr>
+        <w:t xml:space="preserve">Answer</w:t>
+      </w:r>
+      <w:r>
+        <w:rPr>
+          <w:rFonts w:ascii="Avenir Next" w:hAnsi="Avenir Next" w:cs="Avenir Next" w:eastAsia="Avenir Next"/>
           <w:color w:val="1A1A1A"/>
           <w:sz w:val="21"/>
           <w:szCs w:val="21"/>
         </w:rPr>
-        <w:t xml:space="preserve">Answer</w:t>
-      </w:r>
-      <w:r>
-        <w:rPr>
-          <w:rFonts w:ascii="Avenir Next" w:hAnsi="Avenir Next" w:cs="Avenir Next" w:eastAsia="Avenir Next"/>
-          <w:color w:val="1A1A1A"/>
-          <w:sz w:val="21"/>
-          <w:szCs w:val="21"/>
-        </w:rPr>
         <w:tab/>
       </w:r>
       <w:r>
@@ -2571,7 +2589,7 @@
           <w:b/>
           <w:i/>
           <w:color w:val="1A1A1A"/>
-          <w:sz w:val="21"/>
+          <w:sz w:val="22"/>
           <w:szCs w:val="21"/>
         </w:rPr>
         <w:t xml:space="preserve">h</w:t>
@@ -2581,7 +2599,7 @@
           <w:rFonts w:ascii="Avenir Next" w:hAnsi="Avenir Next" w:cs="Avenir Next" w:eastAsia="Avenir Next"/>
           <w:b/>
           <w:color w:val="1A1A1A"/>
-          <w:sz w:val="21"/>
+          <w:sz w:val="22"/>
           <w:szCs w:val="21"/>
         </w:rPr>
         <w:t xml:space="preserve"> ≥ 54</w:t>
@@ -2589,6 +2607,7 @@
     </w:p>
     <w:p>
       <w:pPr>
+        <w:pStyle w:val="Heading2"/>
         <w:keepNext/>
         <w:pBdr>
           <w:bottom w:val="single" w:sz="8" w:space="3" w:color="003A70"/>
@@ -2604,7 +2623,7 @@
           <w:b/>
           <w:color w:val="003A70"/>
           <w:spacing w:val="14"/>
-          <w:sz w:val="19"/>
+          <w:sz w:val="22"/>
           <w:szCs w:val="19"/>
         </w:rPr>
         <w:t xml:space="preserve">TRY IT WITH HELP</w:t>
@@ -2623,7 +2642,7 @@
           <w:rFonts w:ascii="Avenir Next" w:hAnsi="Avenir Next" w:cs="Avenir Next" w:eastAsia="Avenir Next"/>
           <w:i/>
           <w:color w:val="5A5F66"/>
-          <w:sz w:val="17"/>
+          <w:sz w:val="22"/>
           <w:szCs w:val="17"/>
         </w:rPr>
         <w:t xml:space="preserve">fill in each step</w:t>
@@ -2635,7 +2654,7 @@
         <w:tabs>
           <w:tab w:val="left" w:pos="432"/>
         </w:tabs>
-        <w:spacing w:before="90" w:after="40" w:line="268" w:lineRule="auto"/>
+        <w:spacing w:before="90" w:after="40" w:line="254" w:lineRule="auto"/>
         <w:ind w:left="432" w:hanging="432"/>
       </w:pPr>
       <w:r>
@@ -2692,7 +2711,7 @@
         <w:tabs>
           <w:tab w:val="left" w:pos="1300"/>
         </w:tabs>
-        <w:spacing w:before="0" w:after="24" w:line="272" w:lineRule="auto"/>
+        <w:spacing w:before="0" w:after="24" w:line="256" w:lineRule="auto"/>
         <w:ind w:left="1300" w:hanging="868"/>
       </w:pPr>
       <w:r>
@@ -2700,25 +2719,25 @@
           <w:rFonts w:ascii="Avenir Next" w:hAnsi="Avenir Next" w:cs="Avenir Next" w:eastAsia="Avenir Next"/>
           <w:b/>
           <w:color w:val="003A70"/>
+          <w:sz w:val="22"/>
+          <w:szCs w:val="18"/>
+        </w:rPr>
+        <w:t xml:space="preserve">Step 1</w:t>
+      </w:r>
+      <w:r>
+        <w:rPr>
+          <w:rFonts w:ascii="Avenir Next" w:hAnsi="Avenir Next" w:cs="Avenir Next" w:eastAsia="Avenir Next"/>
+          <w:color w:val="1A1A1A"/>
           <w:sz w:val="18"/>
           <w:szCs w:val="18"/>
         </w:rPr>
-        <w:t xml:space="preserve">Step 1</w:t>
-      </w:r>
-      <w:r>
-        <w:rPr>
-          <w:rFonts w:ascii="Avenir Next" w:hAnsi="Avenir Next" w:cs="Avenir Next" w:eastAsia="Avenir Next"/>
-          <w:color w:val="1A1A1A"/>
-          <w:sz w:val="18"/>
-          <w:szCs w:val="18"/>
-        </w:rPr>
         <w:tab/>
       </w:r>
       <w:r>
         <w:rPr>
           <w:rFonts w:ascii="Avenir Next" w:hAnsi="Avenir Next" w:cs="Avenir Next" w:eastAsia="Avenir Next"/>
           <w:color w:val="1A1A1A"/>
-          <w:sz w:val="21"/>
+          <w:sz w:val="22"/>
           <w:szCs w:val="21"/>
         </w:rPr>
         <w:t xml:space="preserve">Limit </w:t>
@@ -2737,7 +2756,7 @@
         <w:rPr>
           <w:rFonts w:ascii="Avenir Next" w:hAnsi="Avenir Next" w:cs="Avenir Next" w:eastAsia="Avenir Next"/>
           <w:color w:val="1A1A1A"/>
-          <w:sz w:val="21"/>
+          <w:sz w:val="22"/>
           <w:szCs w:val="21"/>
         </w:rPr>
         <w:t xml:space="preserve">. Phrase “at most.”</w:t>
@@ -2749,7 +2768,7 @@
         <w:tabs>
           <w:tab w:val="left" w:pos="1300"/>
         </w:tabs>
-        <w:spacing w:before="0" w:after="24" w:line="272" w:lineRule="auto"/>
+        <w:spacing w:before="0" w:after="24" w:line="256" w:lineRule="auto"/>
         <w:ind w:left="1300" w:hanging="868"/>
       </w:pPr>
       <w:r>
@@ -2757,25 +2776,25 @@
           <w:rFonts w:ascii="Avenir Next" w:hAnsi="Avenir Next" w:cs="Avenir Next" w:eastAsia="Avenir Next"/>
           <w:b/>
           <w:color w:val="003A70"/>
+          <w:sz w:val="22"/>
+          <w:szCs w:val="18"/>
+        </w:rPr>
+        <w:t xml:space="preserve">Step 2</w:t>
+      </w:r>
+      <w:r>
+        <w:rPr>
+          <w:rFonts w:ascii="Avenir Next" w:hAnsi="Avenir Next" w:cs="Avenir Next" w:eastAsia="Avenir Next"/>
+          <w:color w:val="1A1A1A"/>
           <w:sz w:val="18"/>
           <w:szCs w:val="18"/>
         </w:rPr>
-        <w:t xml:space="preserve">Step 2</w:t>
-      </w:r>
-      <w:r>
-        <w:rPr>
-          <w:rFonts w:ascii="Avenir Next" w:hAnsi="Avenir Next" w:cs="Avenir Next" w:eastAsia="Avenir Next"/>
-          <w:color w:val="1A1A1A"/>
-          <w:sz w:val="18"/>
-          <w:szCs w:val="18"/>
-        </w:rPr>
         <w:tab/>
       </w:r>
       <w:r>
         <w:rPr>
           <w:rFonts w:ascii="Avenir Next" w:hAnsi="Avenir Next" w:cs="Avenir Next" w:eastAsia="Avenir Next"/>
           <w:color w:val="1A1A1A"/>
-          <w:sz w:val="21"/>
+          <w:sz w:val="22"/>
           <w:szCs w:val="21"/>
         </w:rPr>
         <w:t xml:space="preserve">At most means </w:t>
@@ -2794,7 +2813,7 @@
         <w:rPr>
           <w:rFonts w:ascii="Avenir Next" w:hAnsi="Avenir Next" w:cs="Avenir Next" w:eastAsia="Avenir Next"/>
           <w:color w:val="1A1A1A"/>
-          <w:sz w:val="21"/>
+          <w:sz w:val="22"/>
           <w:szCs w:val="21"/>
         </w:rPr>
         <w:t xml:space="preserve">.</w:t>
@@ -2806,7 +2825,7 @@
         <w:tabs>
           <w:tab w:val="left" w:pos="1300"/>
         </w:tabs>
-        <w:spacing w:before="0" w:after="24" w:line="272" w:lineRule="auto"/>
+        <w:spacing w:before="0" w:after="24" w:line="256" w:lineRule="auto"/>
         <w:ind w:left="1300" w:hanging="868"/>
       </w:pPr>
       <w:r>
@@ -2814,25 +2833,25 @@
           <w:rFonts w:ascii="Avenir Next" w:hAnsi="Avenir Next" w:cs="Avenir Next" w:eastAsia="Avenir Next"/>
           <w:b/>
           <w:color w:val="003A70"/>
+          <w:sz w:val="22"/>
+          <w:szCs w:val="18"/>
+        </w:rPr>
+        <w:t xml:space="preserve">Step 3</w:t>
+      </w:r>
+      <w:r>
+        <w:rPr>
+          <w:rFonts w:ascii="Avenir Next" w:hAnsi="Avenir Next" w:cs="Avenir Next" w:eastAsia="Avenir Next"/>
+          <w:color w:val="1A1A1A"/>
           <w:sz w:val="18"/>
           <w:szCs w:val="18"/>
         </w:rPr>
-        <w:t xml:space="preserve">Step 3</w:t>
-      </w:r>
-      <w:r>
-        <w:rPr>
-          <w:rFonts w:ascii="Avenir Next" w:hAnsi="Avenir Next" w:cs="Avenir Next" w:eastAsia="Avenir Next"/>
-          <w:color w:val="1A1A1A"/>
-          <w:sz w:val="18"/>
-          <w:szCs w:val="18"/>
-        </w:rPr>
         <w:tab/>
       </w:r>
       <w:r>
         <w:rPr>
           <w:rFonts w:ascii="Avenir Next" w:hAnsi="Avenir Next" w:cs="Avenir Next" w:eastAsia="Avenir Next"/>
           <w:color w:val="1A1A1A"/>
-          <w:sz w:val="21"/>
+          <w:sz w:val="22"/>
           <w:szCs w:val="21"/>
         </w:rPr>
         <w:t xml:space="preserve">Inequality: </w:t>
@@ -2859,7 +2878,7 @@
         <w:tabs>
           <w:tab w:val="left" w:pos="432"/>
         </w:tabs>
-        <w:spacing w:before="90" w:after="40" w:line="268" w:lineRule="auto"/>
+        <w:spacing w:before="90" w:after="40" w:line="254" w:lineRule="auto"/>
         <w:ind w:left="432" w:hanging="432"/>
       </w:pPr>
       <w:r>
@@ -2916,7 +2935,7 @@
         <w:tabs>
           <w:tab w:val="left" w:pos="1300"/>
         </w:tabs>
-        <w:spacing w:before="0" w:after="24" w:line="272" w:lineRule="auto"/>
+        <w:spacing w:before="0" w:after="24" w:line="256" w:lineRule="auto"/>
         <w:ind w:left="1300" w:hanging="868"/>
       </w:pPr>
       <w:r>
@@ -2924,25 +2943,25 @@
           <w:rFonts w:ascii="Avenir Next" w:hAnsi="Avenir Next" w:cs="Avenir Next" w:eastAsia="Avenir Next"/>
           <w:b/>
           <w:color w:val="003A70"/>
+          <w:sz w:val="22"/>
+          <w:szCs w:val="18"/>
+        </w:rPr>
+        <w:t xml:space="preserve">Step 1</w:t>
+      </w:r>
+      <w:r>
+        <w:rPr>
+          <w:rFonts w:ascii="Avenir Next" w:hAnsi="Avenir Next" w:cs="Avenir Next" w:eastAsia="Avenir Next"/>
+          <w:color w:val="1A1A1A"/>
           <w:sz w:val="18"/>
           <w:szCs w:val="18"/>
         </w:rPr>
-        <w:t xml:space="preserve">Step 1</w:t>
-      </w:r>
-      <w:r>
-        <w:rPr>
-          <w:rFonts w:ascii="Avenir Next" w:hAnsi="Avenir Next" w:cs="Avenir Next" w:eastAsia="Avenir Next"/>
-          <w:color w:val="1A1A1A"/>
-          <w:sz w:val="18"/>
-          <w:szCs w:val="18"/>
-        </w:rPr>
         <w:tab/>
       </w:r>
       <w:r>
         <w:rPr>
           <w:rFonts w:ascii="Avenir Next" w:hAnsi="Avenir Next" w:cs="Avenir Next" w:eastAsia="Avenir Next"/>
           <w:color w:val="1A1A1A"/>
-          <w:sz w:val="21"/>
+          <w:sz w:val="22"/>
           <w:szCs w:val="21"/>
         </w:rPr>
         <w:t xml:space="preserve">Limit 20. Phrase “</w:t>
@@ -2961,7 +2980,7 @@
         <w:rPr>
           <w:rFonts w:ascii="Avenir Next" w:hAnsi="Avenir Next" w:cs="Avenir Next" w:eastAsia="Avenir Next"/>
           <w:color w:val="1A1A1A"/>
-          <w:sz w:val="21"/>
+          <w:sz w:val="22"/>
           <w:szCs w:val="21"/>
         </w:rPr>
         <w:t xml:space="preserve">.”</w:t>
@@ -2973,7 +2992,7 @@
         <w:tabs>
           <w:tab w:val="left" w:pos="1300"/>
         </w:tabs>
-        <w:spacing w:before="0" w:after="24" w:line="272" w:lineRule="auto"/>
+        <w:spacing w:before="0" w:after="24" w:line="256" w:lineRule="auto"/>
         <w:ind w:left="1300" w:hanging="868"/>
       </w:pPr>
       <w:r>
@@ -2981,25 +3000,25 @@
           <w:rFonts w:ascii="Avenir Next" w:hAnsi="Avenir Next" w:cs="Avenir Next" w:eastAsia="Avenir Next"/>
           <w:b/>
           <w:color w:val="003A70"/>
+          <w:sz w:val="22"/>
+          <w:szCs w:val="18"/>
+        </w:rPr>
+        <w:t xml:space="preserve">Step 2</w:t>
+      </w:r>
+      <w:r>
+        <w:rPr>
+          <w:rFonts w:ascii="Avenir Next" w:hAnsi="Avenir Next" w:cs="Avenir Next" w:eastAsia="Avenir Next"/>
+          <w:color w:val="1A1A1A"/>
           <w:sz w:val="18"/>
           <w:szCs w:val="18"/>
         </w:rPr>
-        <w:t xml:space="preserve">Step 2</w:t>
-      </w:r>
-      <w:r>
-        <w:rPr>
-          <w:rFonts w:ascii="Avenir Next" w:hAnsi="Avenir Next" w:cs="Avenir Next" w:eastAsia="Avenir Next"/>
-          <w:color w:val="1A1A1A"/>
-          <w:sz w:val="18"/>
-          <w:szCs w:val="18"/>
-        </w:rPr>
         <w:tab/>
       </w:r>
       <w:r>
         <w:rPr>
           <w:rFonts w:ascii="Avenir Next" w:hAnsi="Avenir Next" w:cs="Avenir Next" w:eastAsia="Avenir Next"/>
           <w:color w:val="1A1A1A"/>
-          <w:sz w:val="21"/>
+          <w:sz w:val="22"/>
           <w:szCs w:val="21"/>
         </w:rPr>
         <w:t xml:space="preserve">More than means </w:t>
@@ -3018,7 +3037,7 @@
         <w:rPr>
           <w:rFonts w:ascii="Avenir Next" w:hAnsi="Avenir Next" w:cs="Avenir Next" w:eastAsia="Avenir Next"/>
           <w:color w:val="1A1A1A"/>
-          <w:sz w:val="21"/>
+          <w:sz w:val="22"/>
           <w:szCs w:val="21"/>
         </w:rPr>
         <w:t xml:space="preserve">.</w:t>
@@ -3030,7 +3049,7 @@
         <w:tabs>
           <w:tab w:val="left" w:pos="1300"/>
         </w:tabs>
-        <w:spacing w:before="0" w:after="24" w:line="272" w:lineRule="auto"/>
+        <w:spacing w:before="0" w:after="24" w:line="256" w:lineRule="auto"/>
         <w:ind w:left="1300" w:hanging="868"/>
       </w:pPr>
       <w:r>
@@ -3038,25 +3057,25 @@
           <w:rFonts w:ascii="Avenir Next" w:hAnsi="Avenir Next" w:cs="Avenir Next" w:eastAsia="Avenir Next"/>
           <w:b/>
           <w:color w:val="003A70"/>
+          <w:sz w:val="22"/>
+          <w:szCs w:val="18"/>
+        </w:rPr>
+        <w:t xml:space="preserve">Step 3</w:t>
+      </w:r>
+      <w:r>
+        <w:rPr>
+          <w:rFonts w:ascii="Avenir Next" w:hAnsi="Avenir Next" w:cs="Avenir Next" w:eastAsia="Avenir Next"/>
+          <w:color w:val="1A1A1A"/>
           <w:sz w:val="18"/>
           <w:szCs w:val="18"/>
         </w:rPr>
-        <w:t xml:space="preserve">Step 3</w:t>
-      </w:r>
-      <w:r>
-        <w:rPr>
-          <w:rFonts w:ascii="Avenir Next" w:hAnsi="Avenir Next" w:cs="Avenir Next" w:eastAsia="Avenir Next"/>
-          <w:color w:val="1A1A1A"/>
-          <w:sz w:val="18"/>
-          <w:szCs w:val="18"/>
-        </w:rPr>
         <w:tab/>
       </w:r>
       <w:r>
         <w:rPr>
           <w:rFonts w:ascii="Avenir Next" w:hAnsi="Avenir Next" w:cs="Avenir Next" w:eastAsia="Avenir Next"/>
           <w:color w:val="1A1A1A"/>
-          <w:sz w:val="21"/>
+          <w:sz w:val="22"/>
           <w:szCs w:val="21"/>
         </w:rPr>
         <w:t xml:space="preserve">Inequality: </w:t>
@@ -3079,6 +3098,7 @@
     </w:p>
     <w:p>
       <w:pPr>
+        <w:pStyle w:val="Heading2"/>
         <w:keepNext/>
         <w:pBdr>
           <w:bottom w:val="single" w:sz="8" w:space="3" w:color="003A70"/>
@@ -3094,7 +3114,7 @@
           <w:b/>
           <w:color w:val="003A70"/>
           <w:spacing w:val="14"/>
-          <w:sz w:val="19"/>
+          <w:sz w:val="22"/>
           <w:szCs w:val="19"/>
         </w:rPr>
         <w:t xml:space="preserve">YOUR TURN</w:t>
@@ -3113,7 +3133,7 @@
           <w:rFonts w:ascii="Avenir Next" w:hAnsi="Avenir Next" w:cs="Avenir Next" w:eastAsia="Avenir Next"/>
           <w:i/>
           <w:color w:val="5A5F66"/>
-          <w:sz w:val="17"/>
+          <w:sz w:val="22"/>
           <w:szCs w:val="17"/>
         </w:rPr>
         <w:t xml:space="preserve">use the steps on your own</w:t>
@@ -3163,7 +3183,7 @@
               <w:tabs>
                 <w:tab w:val="left" w:pos="432"/>
               </w:tabs>
-              <w:spacing w:before="90" w:after="40" w:line="268" w:lineRule="auto"/>
+              <w:spacing w:before="90" w:after="40" w:line="254" w:lineRule="auto"/>
               <w:ind w:left="432" w:hanging="432"/>
             </w:pPr>
             <w:r>
@@ -3256,7 +3276,7 @@
                     <w:tabs>
                       <w:tab w:val="left" w:pos="340"/>
                     </w:tabs>
-                    <w:spacing w:before="0" w:after="0" w:line="276" w:lineRule="auto"/>
+                    <w:spacing w:before="0" w:after="0" w:line="258" w:lineRule="auto"/>
                     <w:ind w:left="340" w:hanging="340"/>
                   </w:pPr>
                   <w:r>
@@ -3304,7 +3324,7 @@
                       <w:szCs w:val="22"/>
                       <w:u w:val="single"/>
                     </w:rPr>
-                    <w:t xml:space="preserve">        </w:t>
+                    <w:t xml:space="preserve">            </w:t>
                   </w:r>
                 </w:p>
               </w:tc>
@@ -3318,7 +3338,7 @@
                     <w:tabs>
                       <w:tab w:val="left" w:pos="340"/>
                     </w:tabs>
-                    <w:spacing w:before="0" w:after="0" w:line="276" w:lineRule="auto"/>
+                    <w:spacing w:before="0" w:after="0" w:line="258" w:lineRule="auto"/>
                     <w:ind w:left="340" w:hanging="340"/>
                   </w:pPr>
                   <w:r>
@@ -3366,7 +3386,7 @@
                       <w:szCs w:val="22"/>
                       <w:u w:val="single"/>
                     </w:rPr>
-                    <w:t xml:space="preserve">        </w:t>
+                    <w:t xml:space="preserve">            </w:t>
                   </w:r>
                 </w:p>
               </w:tc>
@@ -3380,7 +3400,7 @@
                     <w:tabs>
                       <w:tab w:val="left" w:pos="340"/>
                     </w:tabs>
-                    <w:spacing w:before="0" w:after="0" w:line="276" w:lineRule="auto"/>
+                    <w:spacing w:before="0" w:after="0" w:line="258" w:lineRule="auto"/>
                     <w:ind w:left="340" w:hanging="340"/>
                   </w:pPr>
                   <w:r>
@@ -3428,7 +3448,7 @@
                       <w:szCs w:val="22"/>
                       <w:u w:val="single"/>
                     </w:rPr>
-                    <w:t xml:space="preserve">        </w:t>
+                    <w:t xml:space="preserve">            </w:t>
                   </w:r>
                 </w:p>
               </w:tc>
@@ -3448,7 +3468,7 @@
                     <w:tabs>
                       <w:tab w:val="left" w:pos="340"/>
                     </w:tabs>
-                    <w:spacing w:before="0" w:after="0" w:line="276" w:lineRule="auto"/>
+                    <w:spacing w:before="0" w:after="0" w:line="258" w:lineRule="auto"/>
                     <w:ind w:left="340" w:hanging="340"/>
                   </w:pPr>
                   <w:r>
@@ -3496,7 +3516,7 @@
                       <w:szCs w:val="22"/>
                       <w:u w:val="single"/>
                     </w:rPr>
-                    <w:t xml:space="preserve">        </w:t>
+                    <w:t xml:space="preserve">            </w:t>
                   </w:r>
                 </w:p>
               </w:tc>
@@ -3510,7 +3530,7 @@
                     <w:tabs>
                       <w:tab w:val="left" w:pos="340"/>
                     </w:tabs>
-                    <w:spacing w:before="0" w:after="0" w:line="276" w:lineRule="auto"/>
+                    <w:spacing w:before="0" w:after="0" w:line="258" w:lineRule="auto"/>
                     <w:ind w:left="340" w:hanging="340"/>
                   </w:pPr>
                   <w:r>
@@ -3558,7 +3578,7 @@
                       <w:szCs w:val="22"/>
                       <w:u w:val="single"/>
                     </w:rPr>
-                    <w:t xml:space="preserve">        </w:t>
+                    <w:t xml:space="preserve">            </w:t>
                   </w:r>
                 </w:p>
               </w:tc>
@@ -3572,7 +3592,7 @@
                     <w:tabs>
                       <w:tab w:val="left" w:pos="340"/>
                     </w:tabs>
-                    <w:spacing w:before="0" w:after="0" w:line="276" w:lineRule="auto"/>
+                    <w:spacing w:before="0" w:after="0" w:line="258" w:lineRule="auto"/>
                     <w:ind w:left="340" w:hanging="340"/>
                   </w:pPr>
                   <w:r>
@@ -3620,7 +3640,7 @@
                       <w:szCs w:val="22"/>
                       <w:u w:val="single"/>
                     </w:rPr>
-                    <w:t xml:space="preserve">        </w:t>
+                    <w:t xml:space="preserve">            </w:t>
                   </w:r>
                 </w:p>
               </w:tc>
@@ -3641,6 +3661,7 @@
     </w:p>
     <w:p>
       <w:pPr>
+        <w:pStyle w:val="Heading2"/>
         <w:keepNext/>
         <w:pBdr>
           <w:bottom w:val="single" w:sz="8" w:space="3" w:color="003A70"/>
@@ -3656,7 +3677,7 @@
           <w:b/>
           <w:color w:val="003A70"/>
           <w:spacing w:val="14"/>
-          <w:sz w:val="19"/>
+          <w:sz w:val="22"/>
           <w:szCs w:val="19"/>
         </w:rPr>
         <w:t xml:space="preserve">READY CHECK</w:t>
@@ -3675,7 +3696,7 @@
           <w:rFonts w:ascii="Avenir Next" w:hAnsi="Avenir Next" w:cs="Avenir Next" w:eastAsia="Avenir Next"/>
           <w:i/>
           <w:color w:val="5A5F66"/>
-          <w:sz w:val="17"/>
+          <w:sz w:val="22"/>
           <w:szCs w:val="17"/>
         </w:rPr>
         <w:t xml:space="preserve">a problem like the one in today’s lesson</w:t>
@@ -3725,7 +3746,7 @@
               <w:tabs>
                 <w:tab w:val="left" w:pos="432"/>
               </w:tabs>
-              <w:spacing w:before="90" w:after="40" w:line="268" w:lineRule="auto"/>
+              <w:spacing w:before="90" w:after="40" w:line="254" w:lineRule="auto"/>
               <w:ind w:left="432" w:hanging="432"/>
             </w:pPr>
             <w:r>
@@ -3799,7 +3820,7 @@
                     <w:tabs>
                       <w:tab w:val="left" w:pos="340"/>
                     </w:tabs>
-                    <w:spacing w:before="0" w:after="0" w:line="264" w:lineRule="auto"/>
+                    <w:spacing w:before="0" w:after="0" w:line="252" w:lineRule="auto"/>
                     <w:ind w:left="340" w:hanging="340"/>
                   </w:pPr>
                   <w:r>
@@ -3807,35 +3828,35 @@
                       <w:rFonts w:ascii="Avenir Next" w:hAnsi="Avenir Next" w:cs="Avenir Next" w:eastAsia="Avenir Next"/>
                       <w:b/>
                       <w:color w:val="003A70"/>
+                      <w:sz w:val="22"/>
+                      <w:szCs w:val="21"/>
+                    </w:rPr>
+                    <w:t xml:space="preserve">A</w:t>
+                  </w:r>
+                  <w:r>
+                    <w:rPr>
+                      <w:rFonts w:ascii="Avenir Next" w:hAnsi="Avenir Next" w:cs="Avenir Next" w:eastAsia="Avenir Next"/>
+                      <w:color w:val="1A1A1A"/>
                       <w:sz w:val="21"/>
                       <w:szCs w:val="21"/>
                     </w:rPr>
-                    <w:t xml:space="preserve">A</w:t>
-                  </w:r>
-                  <w:r>
-                    <w:rPr>
-                      <w:rFonts w:ascii="Avenir Next" w:hAnsi="Avenir Next" w:cs="Avenir Next" w:eastAsia="Avenir Next"/>
-                      <w:color w:val="1A1A1A"/>
-                      <w:sz w:val="21"/>
+                    <w:tab/>
+                  </w:r>
+                  <w:r>
+                    <w:rPr>
+                      <w:rFonts w:ascii="Avenir Next" w:hAnsi="Avenir Next" w:cs="Avenir Next" w:eastAsia="Avenir Next"/>
+                      <w:i/>
+                      <w:color w:val="1A1A1A"/>
+                      <w:sz w:val="22"/>
                       <w:szCs w:val="21"/>
                     </w:rPr>
-                    <w:tab/>
-                  </w:r>
-                  <w:r>
-                    <w:rPr>
-                      <w:rFonts w:ascii="Avenir Next" w:hAnsi="Avenir Next" w:cs="Avenir Next" w:eastAsia="Avenir Next"/>
-                      <w:i/>
-                      <w:color w:val="1A1A1A"/>
-                      <w:sz w:val="21"/>
-                      <w:szCs w:val="21"/>
-                    </w:rPr>
                     <w:t xml:space="preserve">p</w:t>
                   </w:r>
                   <w:r>
                     <w:rPr>
                       <w:rFonts w:ascii="Avenir Next" w:hAnsi="Avenir Next" w:cs="Avenir Next" w:eastAsia="Avenir Next"/>
                       <w:color w:val="1A1A1A"/>
-                      <w:sz w:val="21"/>
+                      <w:sz w:val="22"/>
                       <w:szCs w:val="21"/>
                     </w:rPr>
                     <w:t xml:space="preserve"> &lt; 8</w:t>
@@ -3852,7 +3873,7 @@
                     <w:tabs>
                       <w:tab w:val="left" w:pos="340"/>
                     </w:tabs>
-                    <w:spacing w:before="0" w:after="0" w:line="264" w:lineRule="auto"/>
+                    <w:spacing w:before="0" w:after="0" w:line="252" w:lineRule="auto"/>
                     <w:ind w:left="340" w:hanging="340"/>
                   </w:pPr>
                   <w:r>
@@ -3860,35 +3881,35 @@
                       <w:rFonts w:ascii="Avenir Next" w:hAnsi="Avenir Next" w:cs="Avenir Next" w:eastAsia="Avenir Next"/>
                       <w:b/>
                       <w:color w:val="003A70"/>
+                      <w:sz w:val="22"/>
+                      <w:szCs w:val="21"/>
+                    </w:rPr>
+                    <w:t xml:space="preserve">B</w:t>
+                  </w:r>
+                  <w:r>
+                    <w:rPr>
+                      <w:rFonts w:ascii="Avenir Next" w:hAnsi="Avenir Next" w:cs="Avenir Next" w:eastAsia="Avenir Next"/>
+                      <w:color w:val="1A1A1A"/>
                       <w:sz w:val="21"/>
                       <w:szCs w:val="21"/>
                     </w:rPr>
-                    <w:t xml:space="preserve">B</w:t>
-                  </w:r>
-                  <w:r>
-                    <w:rPr>
-                      <w:rFonts w:ascii="Avenir Next" w:hAnsi="Avenir Next" w:cs="Avenir Next" w:eastAsia="Avenir Next"/>
-                      <w:color w:val="1A1A1A"/>
-                      <w:sz w:val="21"/>
+                    <w:tab/>
+                  </w:r>
+                  <w:r>
+                    <w:rPr>
+                      <w:rFonts w:ascii="Avenir Next" w:hAnsi="Avenir Next" w:cs="Avenir Next" w:eastAsia="Avenir Next"/>
+                      <w:i/>
+                      <w:color w:val="1A1A1A"/>
+                      <w:sz w:val="22"/>
                       <w:szCs w:val="21"/>
                     </w:rPr>
-                    <w:tab/>
-                  </w:r>
-                  <w:r>
-                    <w:rPr>
-                      <w:rFonts w:ascii="Avenir Next" w:hAnsi="Avenir Next" w:cs="Avenir Next" w:eastAsia="Avenir Next"/>
-                      <w:i/>
-                      <w:color w:val="1A1A1A"/>
-                      <w:sz w:val="21"/>
-                      <w:szCs w:val="21"/>
-                    </w:rPr>
                     <w:t xml:space="preserve">p</w:t>
                   </w:r>
                   <w:r>
                     <w:rPr>
                       <w:rFonts w:ascii="Avenir Next" w:hAnsi="Avenir Next" w:cs="Avenir Next" w:eastAsia="Avenir Next"/>
                       <w:color w:val="1A1A1A"/>
-                      <w:sz w:val="21"/>
+                      <w:sz w:val="22"/>
                       <w:szCs w:val="21"/>
                     </w:rPr>
                     <w:t xml:space="preserve"> ≥ 8</w:t>
@@ -3905,7 +3926,7 @@
                     <w:tabs>
                       <w:tab w:val="left" w:pos="340"/>
                     </w:tabs>
-                    <w:spacing w:before="0" w:after="0" w:line="264" w:lineRule="auto"/>
+                    <w:spacing w:before="0" w:after="0" w:line="252" w:lineRule="auto"/>
                     <w:ind w:left="340" w:hanging="340"/>
                   </w:pPr>
                   <w:r>
@@ -3913,35 +3934,35 @@
                       <w:rFonts w:ascii="Avenir Next" w:hAnsi="Avenir Next" w:cs="Avenir Next" w:eastAsia="Avenir Next"/>
                       <w:b/>
                       <w:color w:val="003A70"/>
+                      <w:sz w:val="22"/>
+                      <w:szCs w:val="21"/>
+                    </w:rPr>
+                    <w:t xml:space="preserve">C</w:t>
+                  </w:r>
+                  <w:r>
+                    <w:rPr>
+                      <w:rFonts w:ascii="Avenir Next" w:hAnsi="Avenir Next" w:cs="Avenir Next" w:eastAsia="Avenir Next"/>
+                      <w:color w:val="1A1A1A"/>
                       <w:sz w:val="21"/>
                       <w:szCs w:val="21"/>
                     </w:rPr>
-                    <w:t xml:space="preserve">C</w:t>
-                  </w:r>
-                  <w:r>
-                    <w:rPr>
-                      <w:rFonts w:ascii="Avenir Next" w:hAnsi="Avenir Next" w:cs="Avenir Next" w:eastAsia="Avenir Next"/>
-                      <w:color w:val="1A1A1A"/>
-                      <w:sz w:val="21"/>
+                    <w:tab/>
+                  </w:r>
+                  <w:r>
+                    <w:rPr>
+                      <w:rFonts w:ascii="Avenir Next" w:hAnsi="Avenir Next" w:cs="Avenir Next" w:eastAsia="Avenir Next"/>
+                      <w:i/>
+                      <w:color w:val="1A1A1A"/>
+                      <w:sz w:val="22"/>
                       <w:szCs w:val="21"/>
                     </w:rPr>
-                    <w:tab/>
-                  </w:r>
-                  <w:r>
-                    <w:rPr>
-                      <w:rFonts w:ascii="Avenir Next" w:hAnsi="Avenir Next" w:cs="Avenir Next" w:eastAsia="Avenir Next"/>
-                      <w:i/>
-                      <w:color w:val="1A1A1A"/>
-                      <w:sz w:val="21"/>
-                      <w:szCs w:val="21"/>
-                    </w:rPr>
                     <w:t xml:space="preserve">p</w:t>
                   </w:r>
                   <w:r>
                     <w:rPr>
                       <w:rFonts w:ascii="Avenir Next" w:hAnsi="Avenir Next" w:cs="Avenir Next" w:eastAsia="Avenir Next"/>
                       <w:color w:val="1A1A1A"/>
-                      <w:sz w:val="21"/>
+                      <w:sz w:val="22"/>
                       <w:szCs w:val="21"/>
                     </w:rPr>
                     <w:t xml:space="preserve"> ≤ 8</w:t>
@@ -3958,7 +3979,7 @@
                     <w:tabs>
                       <w:tab w:val="left" w:pos="340"/>
                     </w:tabs>
-                    <w:spacing w:before="0" w:after="0" w:line="264" w:lineRule="auto"/>
+                    <w:spacing w:before="0" w:after="0" w:line="252" w:lineRule="auto"/>
                     <w:ind w:left="340" w:hanging="340"/>
                   </w:pPr>
                   <w:r>
@@ -3966,35 +3987,35 @@
                       <w:rFonts w:ascii="Avenir Next" w:hAnsi="Avenir Next" w:cs="Avenir Next" w:eastAsia="Avenir Next"/>
                       <w:b/>
                       <w:color w:val="003A70"/>
+                      <w:sz w:val="22"/>
+                      <w:szCs w:val="21"/>
+                    </w:rPr>
+                    <w:t xml:space="preserve">D</w:t>
+                  </w:r>
+                  <w:r>
+                    <w:rPr>
+                      <w:rFonts w:ascii="Avenir Next" w:hAnsi="Avenir Next" w:cs="Avenir Next" w:eastAsia="Avenir Next"/>
+                      <w:color w:val="1A1A1A"/>
                       <w:sz w:val="21"/>
                       <w:szCs w:val="21"/>
                     </w:rPr>
-                    <w:t xml:space="preserve">D</w:t>
-                  </w:r>
-                  <w:r>
-                    <w:rPr>
-                      <w:rFonts w:ascii="Avenir Next" w:hAnsi="Avenir Next" w:cs="Avenir Next" w:eastAsia="Avenir Next"/>
-                      <w:color w:val="1A1A1A"/>
-                      <w:sz w:val="21"/>
+                    <w:tab/>
+                  </w:r>
+                  <w:r>
+                    <w:rPr>
+                      <w:rFonts w:ascii="Avenir Next" w:hAnsi="Avenir Next" w:cs="Avenir Next" w:eastAsia="Avenir Next"/>
+                      <w:i/>
+                      <w:color w:val="1A1A1A"/>
+                      <w:sz w:val="22"/>
                       <w:szCs w:val="21"/>
                     </w:rPr>
-                    <w:tab/>
-                  </w:r>
-                  <w:r>
-                    <w:rPr>
-                      <w:rFonts w:ascii="Avenir Next" w:hAnsi="Avenir Next" w:cs="Avenir Next" w:eastAsia="Avenir Next"/>
-                      <w:i/>
-                      <w:color w:val="1A1A1A"/>
-                      <w:sz w:val="21"/>
-                      <w:szCs w:val="21"/>
-                    </w:rPr>
                     <w:t xml:space="preserve">p</w:t>
                   </w:r>
                   <w:r>
                     <w:rPr>
                       <w:rFonts w:ascii="Avenir Next" w:hAnsi="Avenir Next" w:cs="Avenir Next" w:eastAsia="Avenir Next"/>
                       <w:color w:val="1A1A1A"/>
-                      <w:sz w:val="21"/>
+                      <w:sz w:val="22"/>
                       <w:szCs w:val="21"/>
                     </w:rPr>
                     <w:t xml:space="preserve"> &gt; 8</w:t>
@@ -4043,19 +4064,42 @@
         <w:tblLook w:val="0000" w:firstRow="0" w:lastRow="0" w:firstColumn="0" w:lastColumn="0" w:noHBand="1" w:noVBand="1"/>
       </w:tblPr>
       <w:tblGrid>
-        <w:gridCol w:w="2000"/>
-        <w:gridCol w:w="2300"/>
-        <w:gridCol w:w="2100"/>
-        <w:gridCol w:w="3104"/>
+        <w:gridCol w:w="1750"/>
+        <w:gridCol w:w="2500"/>
+        <w:gridCol w:w="2200"/>
+        <w:gridCol w:w="3054"/>
       </w:tblGrid>
       <w:tr>
         <w:trPr>
           <w:cantSplit/>
-          <w:trHeight w:val="320" w:hRule="atLeast"/>
+          <w:trHeight w:val="300" w:hRule="atLeast"/>
         </w:trPr>
         <w:tc>
           <w:tcPr>
-            <w:tcW w:w="2000" w:type="dxa"/>
+            <w:tcW w:w="1750" w:type="dxa"/>
+            <w:vAlign w:val="center"/>
+          </w:tcPr>
+          <w:p>
+            <w:pPr>
+              <w:pStyle w:val="Heading2"/>
+              <w:spacing w:before="0" w:after="0" w:line="240" w:lineRule="auto"/>
+            </w:pPr>
+            <w:r>
+              <w:rPr>
+                <w:rFonts w:ascii="Avenir Next" w:hAnsi="Avenir Next" w:cs="Avenir Next" w:eastAsia="Avenir Next"/>
+                <w:b/>
+                <w:color w:val="003A70"/>
+                <w:spacing w:val="12"/>
+                <w:sz w:val="15"/>
+                <w:szCs w:val="15"/>
+              </w:rPr>
+              <w:t xml:space="preserve">CHECK YOURSELF</w:t>
+            </w:r>
+          </w:p>
+        </w:tc>
+        <w:tc>
+          <w:tcPr>
+            <w:tcW w:w="2500" w:type="dxa"/>
             <w:vAlign w:val="center"/>
           </w:tcPr>
           <w:p>
@@ -4064,20 +4108,27 @@
             </w:pPr>
             <w:r>
               <w:rPr>
-                <w:rFonts w:ascii="Avenir Next" w:hAnsi="Avenir Next" w:cs="Avenir Next" w:eastAsia="Avenir Next"/>
-                <w:b/>
-                <w:color w:val="003A70"/>
-                <w:spacing w:val="12"/>
-                <w:sz w:val="15"/>
-                <w:szCs w:val="15"/>
-              </w:rPr>
-              <w:t xml:space="preserve">CHECK YOURSELF</w:t>
+                <w:rFonts w:ascii="Arial" w:hAnsi="Arial" w:cs="Arial" w:eastAsia="Arial"/>
+                <w:color w:val="1A1A1A"/>
+                <w:sz w:val="20"/>
+                <w:szCs w:val="20"/>
+              </w:rPr>
+              <w:t xml:space="preserve">□</w:t>
+            </w:r>
+            <w:r>
+              <w:rPr>
+                <w:rFonts w:ascii="Avenir Next" w:hAnsi="Avenir Next" w:cs="Avenir Next" w:eastAsia="Avenir Next"/>
+                <w:color w:val="1A1A1A"/>
+                <w:sz w:val="17"/>
+                <w:szCs w:val="17"/>
+              </w:rPr>
+              <w:t xml:space="preserve">  I can do this on my own</w:t>
             </w:r>
           </w:p>
         </w:tc>
         <w:tc>
           <w:tcPr>
-            <w:tcW w:w="2300" w:type="dxa"/>
+            <w:tcW w:w="2200" w:type="dxa"/>
             <w:vAlign w:val="center"/>
           </w:tcPr>
           <w:p>
@@ -4088,8 +4139,8 @@
               <w:rPr>
                 <w:rFonts w:ascii="Arial" w:hAnsi="Arial" w:cs="Arial" w:eastAsia="Arial"/>
                 <w:color w:val="1A1A1A"/>
-                <w:sz w:val="24"/>
-                <w:szCs w:val="24"/>
+                <w:sz w:val="20"/>
+                <w:szCs w:val="20"/>
               </w:rPr>
               <w:t xml:space="preserve">□</w:t>
             </w:r>
@@ -4100,13 +4151,13 @@
                 <w:sz w:val="17"/>
                 <w:szCs w:val="17"/>
               </w:rPr>
-              <w:t xml:space="preserve">  I can do this on my own</w:t>
+              <w:t xml:space="preserve">  I need a little help</w:t>
             </w:r>
           </w:p>
         </w:tc>
         <w:tc>
           <w:tcPr>
-            <w:tcW w:w="2100" w:type="dxa"/>
+            <w:tcW w:w="3054" w:type="dxa"/>
             <w:vAlign w:val="center"/>
           </w:tcPr>
           <w:p>
@@ -4117,37 +4168,8 @@
               <w:rPr>
                 <w:rFonts w:ascii="Arial" w:hAnsi="Arial" w:cs="Arial" w:eastAsia="Arial"/>
                 <w:color w:val="1A1A1A"/>
-                <w:sz w:val="24"/>
-                <w:szCs w:val="24"/>
-              </w:rPr>
-              <w:t xml:space="preserve">□</w:t>
-            </w:r>
-            <w:r>
-              <w:rPr>
-                <w:rFonts w:ascii="Avenir Next" w:hAnsi="Avenir Next" w:cs="Avenir Next" w:eastAsia="Avenir Next"/>
-                <w:color w:val="1A1A1A"/>
-                <w:sz w:val="17"/>
-                <w:szCs w:val="17"/>
-              </w:rPr>
-              <w:t xml:space="preserve">  I need a little help</w:t>
-            </w:r>
-          </w:p>
-        </w:tc>
-        <w:tc>
-          <w:tcPr>
-            <w:tcW w:w="3104" w:type="dxa"/>
-            <w:vAlign w:val="center"/>
-          </w:tcPr>
-          <w:p>
-            <w:pPr>
-              <w:spacing w:before="0" w:after="0" w:line="240" w:lineRule="auto"/>
-            </w:pPr>
-            <w:r>
-              <w:rPr>
-                <w:rFonts w:ascii="Arial" w:hAnsi="Arial" w:cs="Arial" w:eastAsia="Arial"/>
-                <w:color w:val="1A1A1A"/>
-                <w:sz w:val="24"/>
-                <w:szCs w:val="24"/>
+                <w:sz w:val="20"/>
+                <w:szCs w:val="20"/>
               </w:rPr>
               <w:t xml:space="preserve">□</w:t>
             </w:r>
@@ -4182,7 +4204,7 @@
     <w:sectPr>
       <w:footerReference w:type="default" r:id="rIdFooter1"/>
       <w:pgSz w:w="12240" w:h="15840"/>
-      <w:pgMar w:top="893" w:right="1224" w:bottom="835" w:left="1512" w:header="432" w:footer="432" w:gutter="0"/>
+      <w:pgMar w:top="780" w:right="1224" w:bottom="760" w:left="1512" w:header="432" w:footer="432" w:gutter="0"/>
       <w:cols w:space="720"/>
     </w:sectPr>
   </w:body>
@@ -4262,7 +4284,106 @@
               <w:sz w:val="15"/>
               <w:szCs w:val="15"/>
             </w:rPr>
-            <w:t xml:space="preserve">Lesson 8-4  ·  Session 2  ·  Prerequisite Practice B</w:t>
+            <w:t xml:space="preserve">8-4 · Page </w:t>
+          </w:r>
+          <w:r>
+            <w:rPr>
+              <w:rFonts w:ascii="Avenir Next" w:hAnsi="Avenir Next" w:cs="Avenir Next" w:eastAsia="Avenir Next"/>
+              <w:color w:val="5A5F66"/>
+              <w:sz w:val="15"/>
+              <w:szCs w:val="15"/>
+            </w:rPr>
+            <w:fldChar w:fldCharType="begin"/>
+          </w:r>
+          <w:r>
+            <w:rPr>
+              <w:rFonts w:ascii="Avenir Next" w:hAnsi="Avenir Next" w:cs="Avenir Next" w:eastAsia="Avenir Next"/>
+              <w:color w:val="5A5F66"/>
+              <w:sz w:val="15"/>
+              <w:szCs w:val="15"/>
+            </w:rPr>
+            <w:instrText xml:space="preserve"> PAGE </w:instrText>
+          </w:r>
+          <w:r>
+            <w:rPr>
+              <w:rFonts w:ascii="Avenir Next" w:hAnsi="Avenir Next" w:cs="Avenir Next" w:eastAsia="Avenir Next"/>
+              <w:color w:val="5A5F66"/>
+              <w:sz w:val="15"/>
+              <w:szCs w:val="15"/>
+            </w:rPr>
+            <w:fldChar w:fldCharType="separate"/>
+          </w:r>
+          <w:r>
+            <w:rPr>
+              <w:rFonts w:ascii="Avenir Next" w:hAnsi="Avenir Next" w:cs="Avenir Next" w:eastAsia="Avenir Next"/>
+              <w:color w:val="5A5F66"/>
+              <w:sz w:val="15"/>
+              <w:szCs w:val="15"/>
+            </w:rPr>
+            <w:t xml:space="preserve">1</w:t>
+          </w:r>
+          <w:r>
+            <w:rPr>
+              <w:rFonts w:ascii="Avenir Next" w:hAnsi="Avenir Next" w:cs="Avenir Next" w:eastAsia="Avenir Next"/>
+              <w:color w:val="5A5F66"/>
+              <w:sz w:val="15"/>
+              <w:szCs w:val="15"/>
+            </w:rPr>
+            <w:fldChar w:fldCharType="end"/>
+          </w:r>
+          <w:r>
+            <w:rPr>
+              <w:rFonts w:ascii="Avenir Next" w:hAnsi="Avenir Next" w:cs="Avenir Next" w:eastAsia="Avenir Next"/>
+              <w:color w:val="5A5F66"/>
+              <w:sz w:val="15"/>
+              <w:szCs w:val="15"/>
+            </w:rPr>
+            <w:t xml:space="preserve"> of </w:t>
+          </w:r>
+          <w:r>
+            <w:rPr>
+              <w:rFonts w:ascii="Avenir Next" w:hAnsi="Avenir Next" w:cs="Avenir Next" w:eastAsia="Avenir Next"/>
+              <w:color w:val="5A5F66"/>
+              <w:sz w:val="15"/>
+              <w:szCs w:val="15"/>
+            </w:rPr>
+            <w:fldChar w:fldCharType="begin"/>
+          </w:r>
+          <w:r>
+            <w:rPr>
+              <w:rFonts w:ascii="Avenir Next" w:hAnsi="Avenir Next" w:cs="Avenir Next" w:eastAsia="Avenir Next"/>
+              <w:color w:val="5A5F66"/>
+              <w:sz w:val="15"/>
+              <w:szCs w:val="15"/>
+            </w:rPr>
+            <w:instrText xml:space="preserve"> NUMPAGES </w:instrText>
+          </w:r>
+          <w:r>
+            <w:rPr>
+              <w:rFonts w:ascii="Avenir Next" w:hAnsi="Avenir Next" w:cs="Avenir Next" w:eastAsia="Avenir Next"/>
+              <w:color w:val="5A5F66"/>
+              <w:sz w:val="15"/>
+              <w:szCs w:val="15"/>
+            </w:rPr>
+            <w:fldChar w:fldCharType="separate"/>
+          </w:r>
+          <w:r>
+            <w:rPr>
+              <w:rFonts w:ascii="Avenir Next" w:hAnsi="Avenir Next" w:cs="Avenir Next" w:eastAsia="Avenir Next"/>
+              <w:color w:val="5A5F66"/>
+              <w:sz w:val="15"/>
+              <w:szCs w:val="15"/>
+            </w:rPr>
+            <w:t xml:space="preserve">1</w:t>
+          </w:r>
+          <w:r>
+            <w:rPr>
+              <w:rFonts w:ascii="Avenir Next" w:hAnsi="Avenir Next" w:cs="Avenir Next" w:eastAsia="Avenir Next"/>
+              <w:color w:val="5A5F66"/>
+              <w:sz w:val="15"/>
+              <w:szCs w:val="15"/>
+            </w:rPr>
+            <w:fldChar w:fldCharType="end"/>
           </w:r>
         </w:p>
       </w:tc>
@@ -4305,5 +4426,23 @@
       </w:tblCellMar>
     </w:tblPr>
   </w:style>
+  <w:style w:type="paragraph" w:styleId="Heading1">
+    <w:name w:val="heading 1"/>
+    <w:basedOn w:val="Normal"/>
+    <w:pPr>
+      <w:outlineLvl w:val="0"/>
+      <w:keepNext w:val="0"/>
+      <w:keepLines w:val="0"/>
+    </w:pPr>
+  </w:style>
+  <w:style w:type="paragraph" w:styleId="Heading2">
+    <w:name w:val="heading 2"/>
+    <w:basedOn w:val="Normal"/>
+    <w:pPr>
+      <w:outlineLvl w:val="1"/>
+      <w:keepNext w:val="0"/>
+      <w:keepLines w:val="0"/>
+    </w:pPr>
+  </w:style>
 </w:styles>
 </file>